--- a/论文/论文(6).docx
+++ b/论文/论文(6).docx
@@ -164,8 +164,8 @@
           <w:szCs w:val="32"/>
         </w:rPr>
       </w:pPr>
+      <w:commentRangeStart w:id="1"/>
       <w:bookmarkStart w:id="0" w:name="_Toc421737391"/>
-      <w:commentRangeStart w:id="1"/>
       <w:r>
         <w:rPr>
           <w:rFonts w:hint="eastAsia"/>
@@ -812,10 +812,10 @@
           <w:numId w:val="0"/>
         </w:numPr>
       </w:pPr>
-      <w:bookmarkStart w:id="1" w:name="_Toc115782376"/>
-      <w:bookmarkStart w:id="2" w:name="_Toc216091841"/>
-      <w:bookmarkStart w:id="3" w:name="_Toc216295262"/>
-      <w:bookmarkStart w:id="4" w:name="_Toc12921"/>
+      <w:bookmarkStart w:id="1" w:name="_Toc216091841"/>
+      <w:bookmarkStart w:id="2" w:name="_Toc12921"/>
+      <w:bookmarkStart w:id="3" w:name="_Toc115782376"/>
+      <w:bookmarkStart w:id="4" w:name="_Toc216295262"/>
       <w:bookmarkStart w:id="5" w:name="OLE_LINK1"/>
       <w:commentRangeStart w:id="4"/>
       <w:r>
@@ -848,7 +848,7 @@
         <w:rPr>
           <w:rFonts w:hint="eastAsia"/>
         </w:rPr>
-        <w:t>随着平台经济、数字经济和即时配送行业的快速发展，外卖骑手、快递员、网约车司机、货运司机及网络主播等新就业群体规模不断扩大。由于工作地点流动性强、工作时间不固定、劳动关系灵活，新就业群体在休息补给、公共服务获取、政策咨询、权益保障和诉求反馈等方面仍面临一定困难。传统友好驿站主要依靠线下登记、电话沟通和人工统计，存在服务信息分散、预约流程不统一、诉求响应不及时、处理进度难以跟踪以及管理数据难以沉淀等问题。</w:t>
+        <w:t>外卖骑手、快递员、网约车司机等新就业群体已成为城市运行的重要力量，规模仍在扩大。与其他职业相比，这类从业者在工作地点、工作时间和劳动关系上都有明显不同。休息难、喝水难、充电难是每天的日常问题，社会保险、职业伤害和政策咨询等需求也不容易得到及时回应。友好驿站正是为此设置的线下服务载体，但多数驿站仍以线下登记和电话沟通为主：驿站位置与服务项目缺少统一的发布渠道，预约要现场排队或电话确认，用户提交的诉求难以跟踪办理进度，管理数据也难以沉淀。</w:t>
       </w:r>
     </w:p>
     <w:p>
@@ -861,7 +861,7 @@
         <w:rPr>
           <w:rFonts w:hint="eastAsia"/>
         </w:rPr>
-        <w:t>针对上述问题，本文设计并实现了一个基于SpringBoot和Vue的新就业群体友好驿站服务与诉求响应平台。系统采用前后端分离架构，后端使用SpringBoot框架构建RESTful接口，前端使用Vue框架实现用户端和管理端页面，数据库采用MySQL进行业务数据存储。系统面向普通用户、驿站管理员和平台管理员三类角色，主要实现用户认证与个人中心、友好驿站管理、服务预约、诉求反馈与响应、政策资讯与通知公告、活动报名与服务评价、后台统计分析等功能。</w:t>
+        <w:t>本文设计并实现了一个面向新就业群体的友好驿站服务与诉求响应平台。系统按前后端分离的方式组织：SpringBoot负责接口与业务逻辑，Vue负责用户端和管理端页面，业务数据存放在MySQL中。平台区分普通用户、驿站管理员和平台管理员三类角色，共划分七个功能模块——用户侧可以查询驿站、预约服务、提交诉求、浏览政策资讯、报名活动并作出评价，管理侧负责驿站资料与服务项目的维护、预约审核、诉求办理、资讯发布和后台统计。</w:t>
       </w:r>
     </w:p>
     <w:p>
@@ -874,7 +874,7 @@
         <w:rPr>
           <w:rFonts w:hint="eastAsia"/>
         </w:rPr>
-        <w:t>在系统设计过程中，本文对平台的业务流程、角色权限、功能结构和数据库结构进行了分析与设计，重点构建了服务预约状态流转和诉求处理闭环。用户可以在线查询驿站信息、预约相关服务、提交诉求、查看处理进度、浏览政策资讯、报名平台活动并进行服务评价；管理员可以维护驿站资源、审核预约信息、受理和处理用户诉求、发布资讯和活动，并通过统计分析了解平台运行情况。系统设计注重数据完整性、权限控制、操作便捷性和后续扩展能力。</w:t>
+        <w:t>设计过程中着力解决两个问题。其一是预约的状态流转：预约分为待审核、已确认、已完成和已取消四种状态，每次状态变动都要在服务端校验当前状态是否允许该操作，避免已取消的预约被再次审核。其二是诉求的处理闭环：诉求从提交、分派、办理、办结到评价形成完整链条，每个环节都留下处理记录，用户可以随时查看进展。数据库共设计十四张表，分别保存账号权限、驿站服务、预约诉求以及内容和活动四类数据。</w:t>
       </w:r>
     </w:p>
     <w:p>
@@ -948,11 +948,11 @@
           <w:rFonts w:hint="eastAsia"/>
         </w:rPr>
       </w:pPr>
-      <w:bookmarkStart w:id="6" w:name="_Toc216091842"/>
-      <w:bookmarkStart w:id="7" w:name="_Toc115782377"/>
-      <w:bookmarkStart w:id="8" w:name="_Toc11295"/>
+      <w:commentRangeStart w:id="5"/>
+      <w:bookmarkStart w:id="6" w:name="_Toc115782377"/>
+      <w:bookmarkStart w:id="7" w:name="_Toc11295"/>
+      <w:bookmarkStart w:id="8" w:name="_Toc216091842"/>
       <w:bookmarkStart w:id="9" w:name="_Toc216295263"/>
-      <w:commentRangeStart w:id="5"/>
       <w:r>
         <w:rPr>
           <w:b/>
@@ -984,7 +984,7 @@
         <w:rPr>
           <w:rFonts w:hint="eastAsia"/>
         </w:rPr>
-        <w:t>With the rapid development of the platform economy and digital economy, workers in new forms of employment, such as food delivery riders, couriers and ride-hailing drivers, have become an important part of the labor force. However, they still face difficulties in accessing rest facilities, public services, policy information and complaint channels. Traditional friendly stations mainly rely on offline registration and manual management, which may result in scattered information, inconvenient reservations and slow complaint responses.</w:t>
+        <w:t>As the platform and digital economy grow, food delivery riders, couriers and ride-hailing drivers form an important part of the labor force, yet they still struggle to access rest facilities, public services, policy information and complaint channels. Friendly stations exist for them, but most rely on offline registration and manual management, leaving information scattered, reservations inconvenient and appeals slow.</w:t>
       </w:r>
     </w:p>
     <w:p>
@@ -997,7 +997,7 @@
         <w:rPr>
           <w:rFonts w:hint="eastAsia"/>
         </w:rPr>
-        <w:t>To address these problems, this thesis designs and implements a friendly station service and appeal response platform based on SpringBoot and Vue. The system adopts a front-end and back-end separated architecture, uses SpringBoot to provide RESTful interfaces, Vue to build the user and administrator interfaces, and MySQL to store business data. The platform serves ordinary users, station administrators and platform administrators. Its main functions include user authentication, friendly station management, service reservation, appeal submission and processing, policy information, announcements, activity registration, service evaluation and statistical analysis.</w:t>
+        <w:t>This thesis designs and implements a friendly station service and appeal response platform based on SpringBoot and Vue, with separated front and back ends: SpringBoot provides RESTful interfaces, Vue builds the user and administrator pages, and MySQL stores business data. It serves ordinary users, station administrators and platform administrators, and covers authentication, station management, service reservation, appeal handling, policy information and announcements, activity registration, service evaluation and statistics.</w:t>
       </w:r>
     </w:p>
     <w:p>
@@ -1010,7 +1010,7 @@
         <w:rPr>
           <w:rFonts w:hint="eastAsia"/>
         </w:rPr>
-        <w:t>Users can query station information, reserve services, submit appeals, track processing progress, browse policy information, register for activities and evaluate services online. Administrators can maintain station resources, review reservations, process appeals, publish information and activities, and view operational statistics. The system establishes a closed-loop process for service reservations and appeal handling, improving information transparency and management efficiency.</w:t>
+        <w:t>Users can query stations, reserve services, submit appeals, follow progress, read policy information, register for activities and evaluate services online; administrators can maintain station resources, review reservations, handle appeals, publish information and activities, and view statistics. Reservations and appeals run as a closed loop, improving information transparency and management efficiency.</w:t>
       </w:r>
     </w:p>
     <w:p>
@@ -1023,11 +1023,12 @@
         <w:rPr>
           <w:rFonts w:hint="eastAsia"/>
         </w:rPr>
-        <w:t>Testing shows that the main functions operate correctly and the core business processes can be completed as expected. The platform provides a convenient service channel for workers in new forms of employment and offers a reference for the digital construction of grassroots public service platforms.</w:t>
+        <w:t>Tests show that the main functions operate correctly and the core business processes are completed as expected. The platform gives workers in new forms of employment a convenient service channel and offers a reference for building grassroots public service platforms digitally.</w:t>
       </w:r>
     </w:p>
     <w:p>
       <w:pPr>
+        <w:ind w:left="0" w:leftChars="0" w:firstLine="0" w:firstLineChars="0"/>
         <w:rPr>
           <w:rFonts w:hint="eastAsia"/>
         </w:rPr>
@@ -1078,9 +1079,9 @@
           <w:szCs w:val="32"/>
         </w:rPr>
       </w:pPr>
-      <w:commentRangeStart w:id="6"/>
       <w:bookmarkStart w:id="10" w:name="_Toc216342744"/>
       <w:bookmarkStart w:id="11" w:name="_Hlk216294967"/>
+      <w:commentRangeStart w:id="6"/>
       <w:r>
         <w:rPr>
           <w:rFonts w:ascii="黑体" w:hAnsi="黑体" w:eastAsia="黑体"/>
@@ -5041,14 +5042,20 @@
         <w:rPr>
           <w:rFonts w:hint="eastAsia"/>
         </w:rPr>
-        <w:t>随着平台经济、数字经济和即时配送行业的快速发展，外卖骑手、快递员、网约车司机、货运司机、网络主播以及其他依托互联网平台开展工作的人员数量不断增加。据第九次全国职工队伍状况调查，全国职工总数约4.02亿人，其中新就业形态劳动者约8400万人</w:t>
+        <w:t>外卖配送、快递和网约车这三个行业在近几年扩张很快，依托平台取得收入的人员数量随之增加，货运司机和网络主播也属于这一范畴。第九次全国职工队伍状况调查显示，全国职工总数约4.02亿人，其中新就业形态劳动者约8400万人</w:t>
       </w:r>
       <w:r>
         <w:rPr>
           <w:rFonts w:hint="eastAsia"/>
-          <w:lang w:eastAsia="zh-CN"/>
-        </w:rPr>
-        <w:t>。</w:t>
+          <w:vertAlign w:val="superscript"/>
+        </w:rPr>
+        <w:t>[1]</w:t>
+      </w:r>
+      <w:r>
+        <w:rPr>
+          <w:rFonts w:hint="eastAsia"/>
+        </w:rPr>
+        <w:t>。与固定单位职工相比，他们的工作时间更自由，就业方式更多样，工作地点处在不断流动之中，与平台之间也大多不构成标准劳动关系。各地正在建设暖"新"驿站、工会驿站、司机之家等服务空间，帮助新就业群体解决休息、饮水、充电等实际问题</w:t>
       </w:r>
       <w:r>
         <w:rPr>
@@ -5069,7 +5076,7 @@
           <w:vertAlign w:val="superscript"/>
           <w:lang w:val="en-US" w:eastAsia="zh-CN"/>
         </w:rPr>
-        <w:t>1</w:t>
+        <w:t>2</w:t>
       </w:r>
       <w:r>
         <w:rPr>
@@ -5084,15 +5091,23 @@
       <w:r>
         <w:rPr>
           <w:rFonts w:hint="eastAsia"/>
-        </w:rPr>
-        <w:t>新就业群体具有工作时间灵活、就业方式多样、工作地点流动性强和劳动关系相对灵活等特点，在促进服务业发展、方便居民生活和推动数字经济建设方面发挥了重要作用。各地正在建设暖"新"驿站、工会驿站、司机之家等服务空间，帮助新就业群体解决休息、饮水、充电等实际问题</w:t>
-      </w:r>
+          <w:lang w:eastAsia="zh-CN"/>
+        </w:rPr>
+        <w:t>。</w:t>
+      </w:r>
+    </w:p>
+    <w:p>
+      <w:pPr>
+        <w:rPr>
+          <w:rFonts w:hint="eastAsia" w:eastAsia="宋体"/>
+          <w:lang w:eastAsia="zh-CN"/>
+        </w:rPr>
+      </w:pPr>
       <w:r>
         <w:rPr>
           <w:rFonts w:hint="eastAsia"/>
-          <w:lang w:val="en-US" w:eastAsia="zh-CN"/>
-        </w:rPr>
-        <w:t>.</w:t>
+        </w:rPr>
+        <w:t>与此同时，新就业群体在工作和生活中也面临一些现实问题。由于工作地点不固定，许多从业人员难以稳定使用休息、饮水、充电、如厕和临时存物等基础服务；由于工作时间具有明显的弹性和不确定性，他们获取政策资讯、参加公益活动和接受职业服务的时间成本较高；当遇到劳动权益、交通安全、职业发展、社会保障或生活困难等问题时，诉求往往需要在多个部门和服务主体之间进行沟通，传统的电话咨询、线下登记和人工转办方式容易造成信息遗漏和响应延迟</w:t>
       </w:r>
       <w:r>
         <w:rPr>
@@ -5113,7 +5128,7 @@
           <w:vertAlign w:val="superscript"/>
           <w:lang w:val="en-US" w:eastAsia="zh-CN"/>
         </w:rPr>
-        <w:t>2</w:t>
+        <w:t>3</w:t>
       </w:r>
       <w:r>
         <w:rPr>
@@ -5123,31 +5138,7 @@
           <w:szCs w:val="24"/>
           <w:vertAlign w:val="superscript"/>
         </w:rPr>
-        <w:t>]</w:t>
-      </w:r>
-    </w:p>
-    <w:p>
-      <w:pPr>
-        <w:rPr>
-          <w:rFonts w:hint="eastAsia" w:eastAsia="宋体"/>
-          <w:lang w:eastAsia="zh-CN"/>
-        </w:rPr>
-      </w:pPr>
-      <w:r>
-        <w:rPr>
-          <w:rFonts w:hint="eastAsia"/>
-        </w:rPr>
-        <w:t>与此同时，新就业群体在工作和生活中也面临一些现实问题。由于工作地点不固定，许多从业人员难以稳定使用休息、饮水、充电、如厕和临时存物等基础服务；由于工作时间具有明显的弹性和不确定性，他们获取政策资讯、参加公益活动和接受职业服务的时间成本较高；当遇到劳动权益、交通安全、职业发展、社会保障或生活困难等问题时，诉求往往需要在多个部门和服务主体之间进行沟通，传统的电话咨询、线下登记和人工转办方式容易造成信息遗漏和响应延迟</w:t>
-      </w:r>
-      <w:r>
-        <w:rPr>
-          <w:rFonts w:hint="default" w:ascii="Times New Roman" w:hAnsi="Times New Roman" w:eastAsia="宋体" w:cs="Times New Roman"/>
-          <w:kern w:val="2"/>
-          <w:sz w:val="24"/>
-          <w:szCs w:val="24"/>
-          <w:vertAlign w:val="superscript"/>
-        </w:rPr>
-        <w:t>[</w:t>
+        <w:t>][</w:t>
       </w:r>
       <w:r>
         <w:rPr>
@@ -5158,7 +5149,7 @@
           <w:vertAlign w:val="superscript"/>
           <w:lang w:val="en-US" w:eastAsia="zh-CN"/>
         </w:rPr>
-        <w:t>3</w:t>
+        <w:t>4</w:t>
       </w:r>
       <w:r>
         <w:rPr>
@@ -5168,7 +5159,240 @@
           <w:szCs w:val="24"/>
           <w:vertAlign w:val="superscript"/>
         </w:rPr>
-        <w:t>][</w:t>
+        <w:t>]</w:t>
+      </w:r>
+      <w:r>
+        <w:rPr>
+          <w:rFonts w:hint="eastAsia"/>
+          <w:lang w:eastAsia="zh-CN"/>
+        </w:rPr>
+        <w:t>。</w:t>
+      </w:r>
+    </w:p>
+    <w:p>
+      <w:pPr>
+        <w:rPr>
+          <w:rFonts w:hint="eastAsia"/>
+        </w:rPr>
+      </w:pPr>
+      <w:r>
+        <w:rPr>
+          <w:rFonts w:hint="eastAsia"/>
+        </w:rPr>
+        <w:t>友好驿站是新就业群体服务体系中比较具体的一环，也是落实《关于加强新就业群体服务管理的意见》、完善服务阵地要求的直接抓手</w:t>
+      </w:r>
+      <w:r>
+        <w:rPr>
+          <w:rFonts w:hint="eastAsia"/>
+          <w:vertAlign w:val="superscript"/>
+        </w:rPr>
+        <w:t>[5]</w:t>
+      </w:r>
+      <w:r>
+        <w:rPr>
+          <w:rFonts w:hint="eastAsia"/>
+        </w:rPr>
+        <w:t>。驿站能提供休息、饮水、充电、热饭等基础补给，也能承担政策宣传、技能培训、困难帮扶和权益咨询等功能，各地建设的暖"新"驿站、工会驿站和司机之家都属于这一类空间</w:t>
+      </w:r>
+      <w:r>
+        <w:rPr>
+          <w:rFonts w:hint="eastAsia"/>
+          <w:vertAlign w:val="superscript"/>
+        </w:rPr>
+        <w:t>[6]</w:t>
+      </w:r>
+      <w:r>
+        <w:rPr>
+          <w:rFonts w:hint="eastAsia"/>
+        </w:rPr>
+        <w:t>，用意在于回应新就业群体在工作间隙的实际期盼</w:t>
+      </w:r>
+      <w:r>
+        <w:rPr>
+          <w:rFonts w:hint="eastAsia"/>
+          <w:vertAlign w:val="superscript"/>
+        </w:rPr>
+        <w:t>[7]</w:t>
+      </w:r>
+      <w:r>
+        <w:rPr>
+          <w:rFonts w:hint="eastAsia"/>
+        </w:rPr>
+        <w:t>。但从运行情况看，驿站目前仍以分散管理为主：位置、开放时间和可提供的服务项目很少集中发布，用户到现场才发现服务不开放的情况并不少见；预约依赖现场登记或电话确认，同一时段被重复登记、事后统计对不上账的情况时有发生；诉求提交之后，反映人既不知道由谁受理，也看不到办理到了哪一步。</w:t>
+      </w:r>
+    </w:p>
+    <w:p>
+      <w:pPr>
+        <w:rPr>
+          <w:rFonts w:hint="eastAsia" w:eastAsia="宋体"/>
+          <w:lang w:val="en-US" w:eastAsia="zh-CN"/>
+        </w:rPr>
+      </w:pPr>
+      <w:r>
+        <w:rPr>
+          <w:rFonts w:hint="eastAsia"/>
+        </w:rPr>
+        <w:t>数字政府建设要求把面向企业和群众的办事环节尽量搬到线上，基层治理也在向数字化方式转变，这为驿站服务和诉求响应流程的线上化提供了直接依据</w:t>
+      </w:r>
+      <w:r>
+        <w:rPr>
+          <w:rFonts w:hint="eastAsia"/>
+          <w:vertAlign w:val="superscript"/>
+        </w:rPr>
+        <w:t>[8]</w:t>
+      </w:r>
+      <w:r>
+        <w:rPr>
+          <w:rFonts w:hint="eastAsia"/>
+        </w:rPr>
+        <w:t>。这类平台的作用主要体现在两头。对用户而言，驿站资源集中在一个入口里展示，预约、诉求、进度查询、政策浏览、活动报名和服务评价都可以在线完成；对管理员而言，驿站资料维护、业务审核、诉求办理和数据统计都集中在同一套工具中，线下转述和重复登记明显减少。</w:t>
+      </w:r>
+    </w:p>
+    <w:p>
+      <w:pPr>
+        <w:pStyle w:val="3"/>
+      </w:pPr>
+      <w:bookmarkStart w:id="15" w:name="_Toc4738"/>
+      <w:r>
+        <w:t>研究目的和意义</w:t>
+      </w:r>
+      <w:bookmarkEnd w:id="15"/>
+    </w:p>
+    <w:p>
+      <w:pPr>
+        <w:rPr>
+          <w:rFonts w:hint="eastAsia"/>
+        </w:rPr>
+      </w:pPr>
+      <w:r>
+        <w:rPr>
+          <w:rFonts w:hint="eastAsia"/>
+        </w:rPr>
+        <w:t>本文要解决的问题集中在四个方面：驿站和服务信息分散、预约环节不便、诉求响应偏慢、办理过程不透明。围绕这些问题，本文设计并实现了一个基于SpringBoot和Vue的服务与诉求响应平台。平台把用户、驿站、服务项目、预约、诉求、资讯、活动和评价等数据集中管理，使用户的每一次操作都能在系统中留下可查询的记录，而不是散落在登记本和聊天记录里。</w:t>
+      </w:r>
+    </w:p>
+    <w:p>
+      <w:pPr>
+        <w:rPr>
+          <w:rFonts w:hint="eastAsia"/>
+        </w:rPr>
+      </w:pPr>
+      <w:r>
+        <w:rPr>
+          <w:rFonts w:hint="eastAsia"/>
+        </w:rPr>
+        <w:t>从使用角度看，平台把原来分散的电话咨询和现场登记收拢到一个入口。用户打开页面就能看到驿站位置、开放时间和可预约的服务项目，预约、诉求和活动报名都在线上完成；状态变化之后可以自己查看，不必再打电话追问。对管理员来说，最直接的变化是重复登记和手工统计的工作量下降，驿站资料、预约记录和诉求工单都保存在同一套数据里，月底汇总时不再需要翻纸质台账。</w:t>
+      </w:r>
+    </w:p>
+    <w:p>
+      <w:pPr>
+        <w:rPr>
+          <w:rFonts w:hint="eastAsia"/>
+        </w:rPr>
+      </w:pPr>
+      <w:r>
+        <w:rPr>
+          <w:rFonts w:hint="eastAsia"/>
+        </w:rPr>
+        <w:t>从管理角度看，平台为基层组织和新就业群体之间增加了一条稳定的沟通渠道。诉求从受理、转办、处理到评价的每一步都有时间记录，责任环节清楚，事后可以追溯。这种可追溯性对改进服务质量有实际帮助，也能让从业者感到自己的意见被认真对待。</w:t>
+      </w:r>
+    </w:p>
+    <w:p>
+      <w:r>
+        <w:rPr>
+          <w:rFonts w:hint="eastAsia"/>
+        </w:rPr>
+        <w:t>在技术意义方面，本文将SpringBoot、Vue和MySQL等技术应用于基层公共服务场景，研究前后端分离架构、角色权限控制、业务状态流转、关系数据库设计和统计分析等问题。相关设计方法具有一定的通用性，可以为社区服务、园区服务和其他公共服务平台的开发提供参考。</w:t>
+      </w:r>
+    </w:p>
+    <w:p>
+      <w:pPr>
+        <w:pStyle w:val="3"/>
+      </w:pPr>
+      <w:bookmarkStart w:id="16" w:name="_Toc23509"/>
+      <w:r>
+        <w:t>国内外研究现状</w:t>
+      </w:r>
+      <w:bookmarkEnd w:id="16"/>
+    </w:p>
+    <w:p>
+      <w:pPr>
+        <w:rPr>
+          <w:rFonts w:hint="eastAsia"/>
+        </w:rPr>
+      </w:pPr>
+      <w:r>
+        <w:rPr>
+          <w:rFonts w:hint="eastAsia"/>
+        </w:rPr>
+        <w:t>围绕新就业形态劳动者，政府部门、国际组织和学术界已经积累了不少成果，关注点大体分布在权益保障、平台治理、公共服务供给和基层数字化治理几个方向</w:t>
+      </w:r>
+      <w:r>
+        <w:rPr>
+          <w:rFonts w:hint="eastAsia"/>
+          <w:vertAlign w:val="superscript"/>
+        </w:rPr>
+        <w:t>[2]</w:t>
+      </w:r>
+      <w:r>
+        <w:rPr>
+          <w:rFonts w:hint="eastAsia"/>
+        </w:rPr>
+        <w:t>。多数研究都提到一个共同判断：这类从业者的就业方式更灵活，工作地点处在流动中，劳动关系形态多样，对平台的依赖程度也更高，而面向固定单位职工设计的服务和管理方式很难直接套用</w:t>
+      </w:r>
+      <w:r>
+        <w:rPr>
+          <w:rFonts w:hint="eastAsia"/>
+          <w:vertAlign w:val="superscript"/>
+        </w:rPr>
+        <w:t>[3]</w:t>
+      </w:r>
+      <w:r>
+        <w:rPr>
+          <w:rFonts w:hint="eastAsia"/>
+        </w:rPr>
+        <w:t>。从已有文献看，讨论集中在劳动权益保护、社会保险参与、平台责任划分、基层服务载体建设和数字化服务机制上</w:t>
+      </w:r>
+      <w:r>
+        <w:rPr>
+          <w:rFonts w:hint="eastAsia"/>
+          <w:vertAlign w:val="superscript"/>
+        </w:rPr>
+        <w:t>[9]</w:t>
+      </w:r>
+      <w:r>
+        <w:rPr>
+          <w:rFonts w:hint="eastAsia"/>
+        </w:rPr>
+        <w:t>。</w:t>
+      </w:r>
+    </w:p>
+    <w:p>
+      <w:pPr>
+        <w:pStyle w:val="4"/>
+      </w:pPr>
+      <w:bookmarkStart w:id="17" w:name="_Toc1269"/>
+      <w:r>
+        <w:t>国外研究现状</w:t>
+      </w:r>
+      <w:bookmarkEnd w:id="17"/>
+    </w:p>
+    <w:p>
+      <w:r>
+        <w:rPr>
+          <w:rFonts w:hint="eastAsia"/>
+        </w:rPr>
+        <w:t>国外对新就业形态和平台劳动的研究起步较早，研究内容主要集中在平台劳动者的身份认定、劳动权益保障、社会保障覆盖和平台治理责任等方面。国际劳工组织在《New Forms of Employment and Labour Protection in China》中指出，数字平台改变了劳动者与用工主体之间的组织关系，平台劳动者通常面临收入不稳定、工作时间弹性较大、社会保险覆盖不足和职业风险较高等问题</w:t>
+      </w:r>
+      <w:r>
+        <w:rPr>
+          <w:rFonts w:hint="default" w:ascii="Times New Roman" w:hAnsi="Times New Roman" w:eastAsia="宋体" w:cs="Times New Roman"/>
+          <w:kern w:val="2"/>
+          <w:sz w:val="24"/>
+          <w:szCs w:val="24"/>
+          <w:vertAlign w:val="superscript"/>
+        </w:rPr>
+        <w:t>[</w:t>
       </w:r>
       <w:r>
         <w:rPr>
@@ -5179,7 +5403,7 @@
           <w:vertAlign w:val="superscript"/>
           <w:lang w:val="en-US" w:eastAsia="zh-CN"/>
         </w:rPr>
-        <w:t>4</w:t>
+        <w:t>10</w:t>
       </w:r>
       <w:r>
         <w:rPr>
@@ -5194,90 +5418,8 @@
       <w:r>
         <w:rPr>
           <w:rFonts w:hint="eastAsia"/>
-          <w:lang w:eastAsia="zh-CN"/>
-        </w:rPr>
-        <w:t>。</w:t>
-      </w:r>
-    </w:p>
-    <w:p>
-      <w:pPr>
-        <w:rPr>
-          <w:rFonts w:hint="eastAsia"/>
-        </w:rPr>
-      </w:pPr>
-      <w:r>
-        <w:rPr>
-          <w:rFonts w:hint="eastAsia"/>
-        </w:rPr>
-        <w:t>友好驿站是为新就业群体提供暖心服务的重要载体。通过建设友好驿站，可以为从业人员提供休息补给、政策宣传、技能培训、困难帮扶和权益咨询等服务。但是，当前部分驿站仍采用分散式管理方式，驿站位置、开放时间和服务项目等信息更新不及时，用户无法快速了解可用资源；服务预约主要依靠现场登记或电话沟通，容易出现重复预约和人工统计错误；用户提交诉求后，也难以及时掌握受理部门、处理进度和最终结果。友好驿站是落实《关于加强新就业群体服务管理的意见》要求、完善服务阵地的重要载体</w:t>
-      </w:r>
-      <w:r>
-        <w:rPr>
-          <w:rFonts w:hint="eastAsia"/>
-          <w:vertAlign w:val="superscript"/>
-        </w:rPr>
-        <w:t>[5]</w:t>
-      </w:r>
-      <w:r>
-        <w:rPr>
-          <w:rFonts w:hint="eastAsia"/>
-        </w:rPr>
-        <w:t>。各地正在建设暖"新"驿站、工会驿站、司机之家等服务空间</w:t>
-      </w:r>
-      <w:r>
-        <w:rPr>
-          <w:rFonts w:hint="eastAsia"/>
-          <w:vertAlign w:val="superscript"/>
-        </w:rPr>
-        <w:t>[6]</w:t>
-      </w:r>
-      <w:r>
-        <w:rPr>
-          <w:rFonts w:hint="eastAsia"/>
-        </w:rPr>
-        <w:t>，帮助新就业群体解决休息、饮水、充电等实际问题，也有评论指出应当积极回应新就业群体的期盼</w:t>
-      </w:r>
-      <w:r>
-        <w:rPr>
-          <w:rFonts w:hint="eastAsia"/>
-          <w:vertAlign w:val="superscript"/>
-        </w:rPr>
-        <w:t>[</w:t>
-      </w:r>
-      <w:r>
-        <w:rPr>
-          <w:rFonts w:hint="eastAsia"/>
-          <w:vertAlign w:val="superscript"/>
-          <w:lang w:val="en-US" w:eastAsia="zh-CN"/>
-        </w:rPr>
-        <w:t>7</w:t>
-      </w:r>
-      <w:r>
-        <w:rPr>
-          <w:rFonts w:hint="eastAsia"/>
-          <w:vertAlign w:val="superscript"/>
-        </w:rPr>
-        <w:t>]</w:t>
-      </w:r>
-      <w:r>
-        <w:rPr>
-          <w:rFonts w:hint="eastAsia"/>
-        </w:rPr>
-        <w:t>。</w:t>
-      </w:r>
-    </w:p>
-    <w:p>
-      <w:pPr>
-        <w:rPr>
-          <w:rFonts w:hint="eastAsia" w:eastAsia="宋体"/>
-          <w:lang w:val="en-US" w:eastAsia="zh-CN"/>
-        </w:rPr>
-      </w:pPr>
-      <w:r>
-        <w:rPr>
-          <w:rFonts w:hint="eastAsia"/>
-        </w:rPr>
-        <w:t>在数字政府建设和基层治理数字化转型的背景下，将友好驿站服务与诉求响应流程迁移到线上，建设统一的服务平台具有较强的现实需求</w:t>
+        </w:rPr>
+        <w:t>。相关研究认为，政府和平台企业需要通过完善劳动规则、扩大社会保障覆盖范围、加强职业安全保护和建立争议处理渠道，为平台劳动者提供更有针对性的支持</w:t>
       </w:r>
       <w:r>
         <w:rPr>
@@ -5298,7 +5440,7 @@
           <w:vertAlign w:val="superscript"/>
           <w:lang w:val="en-US" w:eastAsia="zh-CN"/>
         </w:rPr>
-        <w:t>5</w:t>
+        <w:t>11</w:t>
       </w:r>
       <w:r>
         <w:rPr>
@@ -5308,23 +5450,7 @@
           <w:szCs w:val="24"/>
           <w:vertAlign w:val="superscript"/>
         </w:rPr>
-        <w:t>]</w:t>
-      </w:r>
-      <w:r>
-        <w:rPr>
-          <w:rFonts w:hint="eastAsia"/>
-        </w:rPr>
-        <w:t>。平台可以集中展示驿站资源，提供服务预约、诉求提交、进度查询、政策资讯浏览、活动报名和服务评价等功能，同时为管理员提供统一的信息维护、业务审核、诉求处理和数据统计工具，从而提升新就业群体服务的可达性、规范性和响应效率</w:t>
-      </w:r>
-      <w:r>
-        <w:rPr>
-          <w:rFonts w:hint="default" w:ascii="Times New Roman" w:hAnsi="Times New Roman" w:eastAsia="宋体" w:cs="Times New Roman"/>
-          <w:kern w:val="2"/>
-          <w:sz w:val="24"/>
-          <w:szCs w:val="24"/>
-          <w:vertAlign w:val="superscript"/>
-        </w:rPr>
-        <w:t>[</w:t>
+        <w:t>][</w:t>
       </w:r>
       <w:r>
         <w:rPr>
@@ -5335,7 +5461,7 @@
           <w:vertAlign w:val="superscript"/>
           <w:lang w:val="en-US" w:eastAsia="zh-CN"/>
         </w:rPr>
-        <w:t>8</w:t>
+        <w:t>12</w:t>
       </w:r>
       <w:r>
         <w:rPr>
@@ -5345,99 +5471,7 @@
           <w:szCs w:val="24"/>
           <w:vertAlign w:val="superscript"/>
         </w:rPr>
-        <w:t>]</w:t>
-      </w:r>
-      <w:r>
-        <w:rPr>
-          <w:rFonts w:hint="eastAsia"/>
-          <w:lang w:val="en-US" w:eastAsia="zh-CN"/>
-        </w:rPr>
-        <w:t>。</w:t>
-      </w:r>
-    </w:p>
-    <w:p>
-      <w:pPr>
-        <w:pStyle w:val="3"/>
-      </w:pPr>
-      <w:bookmarkStart w:id="15" w:name="_Toc4738"/>
-      <w:r>
-        <w:t>研究目的和意义</w:t>
-      </w:r>
-      <w:bookmarkEnd w:id="15"/>
-    </w:p>
-    <w:p>
-      <w:pPr>
-        <w:rPr>
-          <w:rFonts w:hint="eastAsia"/>
-        </w:rPr>
-      </w:pPr>
-      <w:r>
-        <w:rPr>
-          <w:rFonts w:hint="eastAsia"/>
-        </w:rPr>
-        <w:t>本文的研究目的是针对新就业群体在友好驿站服务获取和诉求反馈过程中存在的信息分散、预约不便、响应不及时和过程不透明等问题，设计并实现一个基于SpringBoot和Vue的友好驿站服务与诉求响应平台。系统通过统一管理用户、驿站、服务、预约、诉求、资讯、活动和评价等数据，形成较为完整的线上服务流程。</w:t>
-      </w:r>
-    </w:p>
-    <w:p>
-      <w:pPr>
-        <w:rPr>
-          <w:rFonts w:hint="eastAsia"/>
-        </w:rPr>
-      </w:pPr>
-      <w:r>
-        <w:rPr>
-          <w:rFonts w:hint="eastAsia"/>
-        </w:rPr>
-        <w:t>在应用意义方面，平台可以为新就业群体提供统一的服务入口，用户无需反复进行电话咨询或现场登记，即可查询驿站位置、开放时间和服务项目，在线完成服务预约、诉求提交和活动报名。通过状态流转和消息提示，用户能够及时了解预约审核结果和诉求处理进度。对于管理员而言，平台可以减少重复登记和人工统计工作，使驿站资源、服务预约和诉求工单得到集中管理，提高日常工作效率。</w:t>
-      </w:r>
-    </w:p>
-    <w:p>
-      <w:pPr>
-        <w:rPr>
-          <w:rFonts w:hint="eastAsia"/>
-        </w:rPr>
-      </w:pPr>
-      <w:r>
-        <w:rPr>
-          <w:rFonts w:hint="eastAsia"/>
-        </w:rPr>
-        <w:t>在社会意义方面，平台有助于加强基层组织与新就业群体之间的联系，拓宽从业人员表达诉求和获取政策信息的渠道。通过记录诉求受理、转办、处理和评价过程，可以增强服务工作的透明度和可追溯性，为构建更加友好的就业环境提供技术支持。</w:t>
-      </w:r>
-    </w:p>
-    <w:p>
-      <w:r>
-        <w:rPr>
-          <w:rFonts w:hint="eastAsia"/>
-        </w:rPr>
-        <w:t>在技术意义方面，本文将SpringBoot、Vue和MySQL等技术应用于基层公共服务场景，研究前后端分离架构、角色权限控制、业务状态流转、关系数据库设计和统计分析等问题。相关设计方法具有一定的通用性，可以为社区服务、园区服务和其他公共服务平台的开发提供参考。</w:t>
-      </w:r>
-    </w:p>
-    <w:p>
-      <w:pPr>
-        <w:pStyle w:val="3"/>
-      </w:pPr>
-      <w:bookmarkStart w:id="16" w:name="_Toc23509"/>
-      <w:r>
-        <w:t>国内外研究现状</w:t>
-      </w:r>
-      <w:bookmarkEnd w:id="16"/>
-    </w:p>
-    <w:p>
-      <w:r>
-        <w:rPr>
-          <w:rFonts w:hint="eastAsia"/>
-        </w:rPr>
-        <w:t>近年来，国内外政府部门、国际组织和学术界围绕新就业形态劳动者的权益保障、平台治理、公共服务供给和基层数字化治理开展了较多研究</w:t>
-      </w:r>
-      <w:r>
-        <w:rPr>
-          <w:rFonts w:hint="default" w:ascii="Times New Roman" w:hAnsi="Times New Roman" w:eastAsia="宋体" w:cs="Times New Roman"/>
-          <w:kern w:val="2"/>
-          <w:sz w:val="24"/>
-          <w:szCs w:val="24"/>
-          <w:vertAlign w:val="superscript"/>
-        </w:rPr>
-        <w:t>[</w:t>
+        <w:t>][</w:t>
       </w:r>
       <w:r>
         <w:rPr>
@@ -5448,7 +5482,7 @@
           <w:vertAlign w:val="superscript"/>
           <w:lang w:val="en-US" w:eastAsia="zh-CN"/>
         </w:rPr>
-        <w:t>2</w:t>
+        <w:t>13</w:t>
       </w:r>
       <w:r>
         <w:rPr>
@@ -5458,23 +5492,7 @@
           <w:szCs w:val="24"/>
           <w:vertAlign w:val="superscript"/>
         </w:rPr>
-        <w:t>]</w:t>
-      </w:r>
-      <w:r>
-        <w:rPr>
-          <w:rFonts w:hint="eastAsia"/>
-        </w:rPr>
-        <w:t>。相关研究表明，新就业群体具有就业方式灵活、工作地点流动、劳动关系多样和平台依赖程度较高等特点，传统面向固定单位职工的服务和管理方式难以完全满足其需求</w:t>
-      </w:r>
-      <w:r>
-        <w:rPr>
-          <w:rFonts w:hint="default" w:ascii="Times New Roman" w:hAnsi="Times New Roman" w:eastAsia="宋体" w:cs="Times New Roman"/>
-          <w:kern w:val="2"/>
-          <w:sz w:val="24"/>
-          <w:szCs w:val="24"/>
-          <w:vertAlign w:val="superscript"/>
-        </w:rPr>
-        <w:t>[</w:t>
+        <w:t>][</w:t>
       </w:r>
       <w:r>
         <w:rPr>
@@ -5485,7 +5503,7 @@
           <w:vertAlign w:val="superscript"/>
           <w:lang w:val="en-US" w:eastAsia="zh-CN"/>
         </w:rPr>
-        <w:t>3</w:t>
+        <w:t>14</w:t>
       </w:r>
       <w:r>
         <w:rPr>
@@ -5501,7 +5519,51 @@
         <w:rPr>
           <w:rFonts w:hint="eastAsia"/>
         </w:rPr>
-        <w:t>。目前的研究重点主要集中在劳动权益保护、社会保障参与、平台责任、基层服务载体建设以及数字化服务机制等方面</w:t>
+        <w:t>。</w:t>
+      </w:r>
+    </w:p>
+    <w:p>
+      <w:pPr>
+        <w:pStyle w:val="4"/>
+      </w:pPr>
+      <w:bookmarkStart w:id="18" w:name="_Toc5753"/>
+      <w:r>
+        <w:t>国内研究现状</w:t>
+      </w:r>
+      <w:bookmarkEnd w:id="18"/>
+    </w:p>
+    <w:p>
+      <w:r>
+        <w:rPr>
+          <w:rFonts w:hint="eastAsia"/>
+        </w:rPr>
+        <w:t>国内相关研究是随平台经济和数字经济的发展逐步展开的。从规模上看，新就业形态劳动者已经形成较大群体，配送骑手和快递员是其中与居民生活联系最紧密的部分</w:t>
+      </w:r>
+      <w:r>
+        <w:rPr>
+          <w:rFonts w:hint="eastAsia"/>
+          <w:vertAlign w:val="superscript"/>
+        </w:rPr>
+        <w:t>[1]</w:t>
+      </w:r>
+      <w:r>
+        <w:rPr>
+          <w:rFonts w:hint="eastAsia"/>
+        </w:rPr>
+        <w:t>。已有调查指出，由于工作时间和地点都不确定，这一群体在劳动报酬、社会保险、职业安全和休息保障方面遇到的困难比较集中，诉求表达渠道也不够顺畅</w:t>
+      </w:r>
+      <w:r>
+        <w:rPr>
+          <w:rFonts w:hint="eastAsia"/>
+          <w:vertAlign w:val="superscript"/>
+        </w:rPr>
+        <w:t>[15][16]</w:t>
+      </w:r>
+      <w:r>
+        <w:rPr>
+          <w:rFonts w:hint="eastAsia"/>
+        </w:rPr>
+        <w:t>。因此，如何完善面向新就业群体的公共服务和权益保障机制，成为基层治理中的重要问题</w:t>
       </w:r>
       <w:r>
         <w:rPr>
@@ -5522,7 +5584,7 @@
           <w:vertAlign w:val="superscript"/>
           <w:lang w:val="en-US" w:eastAsia="zh-CN"/>
         </w:rPr>
-        <w:t>9</w:t>
+        <w:t>11</w:t>
       </w:r>
       <w:r>
         <w:rPr>
@@ -5538,332 +5600,7 @@
         <w:rPr>
           <w:rFonts w:hint="eastAsia"/>
         </w:rPr>
-        <w:t>。</w:t>
-      </w:r>
-    </w:p>
-    <w:p>
-      <w:pPr>
-        <w:pStyle w:val="4"/>
-      </w:pPr>
-      <w:bookmarkStart w:id="17" w:name="_Toc1269"/>
-      <w:r>
-        <w:t>国外研究现状</w:t>
-      </w:r>
-      <w:bookmarkEnd w:id="17"/>
-    </w:p>
-    <w:p>
-      <w:r>
-        <w:rPr>
-          <w:rFonts w:hint="eastAsia"/>
-        </w:rPr>
-        <w:t>国外对新就业形态和平台劳动的研究起步较早，研究内容主要集中在平台劳动者的身份认定、劳动权益保障、社会保障覆盖和平台治理责任等方面。国际劳工组织在《New Forms of Employment and Labour Protection in China》中指出，数字平台改变了劳动者与用工主体之间的组织关系，平台劳动者通常面临收入不稳定、工作时间弹性较大、社会保险覆盖不足和职业风险较高等问题</w:t>
-      </w:r>
-      <w:r>
-        <w:rPr>
-          <w:rFonts w:hint="default" w:ascii="Times New Roman" w:hAnsi="Times New Roman" w:eastAsia="宋体" w:cs="Times New Roman"/>
-          <w:kern w:val="2"/>
-          <w:sz w:val="24"/>
-          <w:szCs w:val="24"/>
-          <w:vertAlign w:val="superscript"/>
-        </w:rPr>
-        <w:t>[</w:t>
-      </w:r>
-      <w:r>
-        <w:rPr>
-          <w:rFonts w:hint="eastAsia" w:cs="Times New Roman"/>
-          <w:kern w:val="2"/>
-          <w:sz w:val="24"/>
-          <w:szCs w:val="24"/>
-          <w:vertAlign w:val="superscript"/>
-          <w:lang w:val="en-US" w:eastAsia="zh-CN"/>
-        </w:rPr>
-        <w:t>10</w:t>
-      </w:r>
-      <w:r>
-        <w:rPr>
-          <w:rFonts w:hint="default" w:ascii="Times New Roman" w:hAnsi="Times New Roman" w:eastAsia="宋体" w:cs="Times New Roman"/>
-          <w:kern w:val="2"/>
-          <w:sz w:val="24"/>
-          <w:szCs w:val="24"/>
-          <w:vertAlign w:val="superscript"/>
-        </w:rPr>
-        <w:t>]</w:t>
-      </w:r>
-      <w:r>
-        <w:rPr>
-          <w:rFonts w:hint="eastAsia"/>
-        </w:rPr>
-        <w:t>。相关研究认为，政府和平台企业需要通过完善劳动规则、扩大社会保障覆盖范围、加强职业安全保护和建立争议处理渠道，为平台劳动者提供更有针对性的支持</w:t>
-      </w:r>
-      <w:r>
-        <w:rPr>
-          <w:rFonts w:hint="default" w:ascii="Times New Roman" w:hAnsi="Times New Roman" w:eastAsia="宋体" w:cs="Times New Roman"/>
-          <w:kern w:val="2"/>
-          <w:sz w:val="24"/>
-          <w:szCs w:val="24"/>
-          <w:vertAlign w:val="superscript"/>
-        </w:rPr>
-        <w:t>[</w:t>
-      </w:r>
-      <w:r>
-        <w:rPr>
-          <w:rFonts w:hint="eastAsia" w:cs="Times New Roman"/>
-          <w:kern w:val="2"/>
-          <w:sz w:val="24"/>
-          <w:szCs w:val="24"/>
-          <w:vertAlign w:val="superscript"/>
-          <w:lang w:val="en-US" w:eastAsia="zh-CN"/>
-        </w:rPr>
-        <w:t>11</w:t>
-      </w:r>
-      <w:r>
-        <w:rPr>
-          <w:rFonts w:hint="default" w:ascii="Times New Roman" w:hAnsi="Times New Roman" w:eastAsia="宋体" w:cs="Times New Roman"/>
-          <w:kern w:val="2"/>
-          <w:sz w:val="24"/>
-          <w:szCs w:val="24"/>
-          <w:vertAlign w:val="superscript"/>
-        </w:rPr>
-        <w:t>]</w:t>
-      </w:r>
-      <w:r>
-        <w:rPr>
-          <w:rFonts w:hint="default" w:ascii="Times New Roman" w:hAnsi="Times New Roman" w:eastAsia="宋体" w:cs="Times New Roman"/>
-          <w:kern w:val="2"/>
-          <w:sz w:val="24"/>
-          <w:szCs w:val="24"/>
-          <w:vertAlign w:val="superscript"/>
-        </w:rPr>
-        <w:t>[</w:t>
-      </w:r>
-      <w:r>
-        <w:rPr>
-          <w:rFonts w:hint="eastAsia" w:cs="Times New Roman"/>
-          <w:kern w:val="2"/>
-          <w:sz w:val="24"/>
-          <w:szCs w:val="24"/>
-          <w:vertAlign w:val="superscript"/>
-          <w:lang w:val="en-US" w:eastAsia="zh-CN"/>
-        </w:rPr>
-        <w:t>12</w:t>
-      </w:r>
-      <w:r>
-        <w:rPr>
-          <w:rFonts w:hint="default" w:ascii="Times New Roman" w:hAnsi="Times New Roman" w:eastAsia="宋体" w:cs="Times New Roman"/>
-          <w:kern w:val="2"/>
-          <w:sz w:val="24"/>
-          <w:szCs w:val="24"/>
-          <w:vertAlign w:val="superscript"/>
-        </w:rPr>
-        <w:t>][</w:t>
-      </w:r>
-      <w:r>
-        <w:rPr>
-          <w:rFonts w:hint="eastAsia" w:cs="Times New Roman"/>
-          <w:kern w:val="2"/>
-          <w:sz w:val="24"/>
-          <w:szCs w:val="24"/>
-          <w:vertAlign w:val="superscript"/>
-          <w:lang w:val="en-US" w:eastAsia="zh-CN"/>
-        </w:rPr>
-        <w:t>13</w:t>
-      </w:r>
-      <w:r>
-        <w:rPr>
-          <w:rFonts w:hint="default" w:ascii="Times New Roman" w:hAnsi="Times New Roman" w:eastAsia="宋体" w:cs="Times New Roman"/>
-          <w:kern w:val="2"/>
-          <w:sz w:val="24"/>
-          <w:szCs w:val="24"/>
-          <w:vertAlign w:val="superscript"/>
-        </w:rPr>
-        <w:t>][</w:t>
-      </w:r>
-      <w:r>
-        <w:rPr>
-          <w:rFonts w:hint="eastAsia" w:cs="Times New Roman"/>
-          <w:kern w:val="2"/>
-          <w:sz w:val="24"/>
-          <w:szCs w:val="24"/>
-          <w:vertAlign w:val="superscript"/>
-          <w:lang w:val="en-US" w:eastAsia="zh-CN"/>
-        </w:rPr>
-        <w:t>14</w:t>
-      </w:r>
-      <w:r>
-        <w:rPr>
-          <w:rFonts w:hint="default" w:ascii="Times New Roman" w:hAnsi="Times New Roman" w:eastAsia="宋体" w:cs="Times New Roman"/>
-          <w:kern w:val="2"/>
-          <w:sz w:val="24"/>
-          <w:szCs w:val="24"/>
-          <w:vertAlign w:val="superscript"/>
-        </w:rPr>
-        <w:t>]</w:t>
-      </w:r>
-      <w:r>
-        <w:rPr>
-          <w:rFonts w:hint="eastAsia"/>
-        </w:rPr>
-        <w:t>。</w:t>
-      </w:r>
-    </w:p>
-    <w:p>
-      <w:pPr>
-        <w:pStyle w:val="4"/>
-      </w:pPr>
-      <w:bookmarkStart w:id="18" w:name="_Toc5753"/>
-      <w:r>
-        <w:t>国内研究现状</w:t>
-      </w:r>
-      <w:bookmarkEnd w:id="18"/>
-    </w:p>
-    <w:p>
-      <w:r>
-        <w:rPr>
-          <w:rFonts w:hint="eastAsia"/>
-        </w:rPr>
-        <w:t>国内对新就业群体的研究主要随着平台经济和数字经济的发展而逐步深入。易舒冉指出，我国新就业形态劳动者数量已达到较大规模，配送骑手、快递员等群体已经成为城市运行和居民生活服务的重要力量</w:t>
-      </w:r>
-      <w:r>
-        <w:rPr>
-          <w:rFonts w:hint="default" w:ascii="Times New Roman" w:hAnsi="Times New Roman" w:eastAsia="宋体" w:cs="Times New Roman"/>
-          <w:kern w:val="2"/>
-          <w:sz w:val="24"/>
-          <w:szCs w:val="24"/>
-          <w:vertAlign w:val="superscript"/>
-        </w:rPr>
-        <w:t>[</w:t>
-      </w:r>
-      <w:r>
-        <w:rPr>
-          <w:rFonts w:hint="eastAsia" w:cs="Times New Roman"/>
-          <w:kern w:val="2"/>
-          <w:sz w:val="24"/>
-          <w:szCs w:val="24"/>
-          <w:vertAlign w:val="superscript"/>
-          <w:lang w:val="en-US" w:eastAsia="zh-CN"/>
-        </w:rPr>
-        <w:t>1</w:t>
-      </w:r>
-      <w:r>
-        <w:rPr>
-          <w:rFonts w:hint="default" w:ascii="Times New Roman" w:hAnsi="Times New Roman" w:eastAsia="宋体" w:cs="Times New Roman"/>
-          <w:kern w:val="2"/>
-          <w:sz w:val="24"/>
-          <w:szCs w:val="24"/>
-          <w:vertAlign w:val="superscript"/>
-        </w:rPr>
-        <w:t>]</w:t>
-      </w:r>
-      <w:r>
-        <w:rPr>
-          <w:rFonts w:hint="eastAsia"/>
-        </w:rPr>
-        <w:t>。由于工作时间和工作地点具有较强的不确定性，新就业群体在劳动报酬、社会保险、职业安全、休息保障和诉求表达等方面存在一定困难</w:t>
-      </w:r>
-      <w:r>
-        <w:rPr>
-          <w:rFonts w:hint="default" w:ascii="Times New Roman" w:hAnsi="Times New Roman" w:eastAsia="宋体" w:cs="Times New Roman"/>
-          <w:kern w:val="2"/>
-          <w:sz w:val="24"/>
-          <w:szCs w:val="24"/>
-          <w:vertAlign w:val="superscript"/>
-        </w:rPr>
-        <w:t>[</w:t>
-      </w:r>
-      <w:r>
-        <w:rPr>
-          <w:rFonts w:hint="eastAsia" w:cs="Times New Roman"/>
-          <w:kern w:val="2"/>
-          <w:sz w:val="24"/>
-          <w:szCs w:val="24"/>
-          <w:vertAlign w:val="superscript"/>
-          <w:lang w:val="en-US" w:eastAsia="zh-CN"/>
-        </w:rPr>
-        <w:t>15</w:t>
-      </w:r>
-      <w:r>
-        <w:rPr>
-          <w:rFonts w:hint="default" w:ascii="Times New Roman" w:hAnsi="Times New Roman" w:eastAsia="宋体" w:cs="Times New Roman"/>
-          <w:kern w:val="2"/>
-          <w:sz w:val="24"/>
-          <w:szCs w:val="24"/>
-          <w:vertAlign w:val="superscript"/>
-        </w:rPr>
-        <w:t>]</w:t>
-      </w:r>
-      <w:r>
-        <w:rPr>
-          <w:rFonts w:hint="default" w:ascii="Times New Roman" w:hAnsi="Times New Roman" w:eastAsia="宋体" w:cs="Times New Roman"/>
-          <w:kern w:val="2"/>
-          <w:sz w:val="24"/>
-          <w:szCs w:val="24"/>
-          <w:vertAlign w:val="superscript"/>
-        </w:rPr>
-        <w:t>[</w:t>
-      </w:r>
-      <w:r>
-        <w:rPr>
-          <w:rFonts w:hint="eastAsia" w:cs="Times New Roman"/>
-          <w:kern w:val="2"/>
-          <w:sz w:val="24"/>
-          <w:szCs w:val="24"/>
-          <w:vertAlign w:val="superscript"/>
-          <w:lang w:val="en-US" w:eastAsia="zh-CN"/>
-        </w:rPr>
-        <w:t>16</w:t>
-      </w:r>
-      <w:r>
-        <w:rPr>
-          <w:rFonts w:hint="default" w:ascii="Times New Roman" w:hAnsi="Times New Roman" w:eastAsia="宋体" w:cs="Times New Roman"/>
-          <w:kern w:val="2"/>
-          <w:sz w:val="24"/>
-          <w:szCs w:val="24"/>
-          <w:vertAlign w:val="superscript"/>
-        </w:rPr>
-        <w:t>]</w:t>
-      </w:r>
-      <w:r>
-        <w:rPr>
-          <w:rFonts w:hint="eastAsia"/>
-        </w:rPr>
-        <w:t>。因此，如何完善面向新就业群体的公共服务和权益保障机制，成为基层治理中的重要问题</w:t>
-      </w:r>
-      <w:r>
-        <w:rPr>
-          <w:rFonts w:hint="default" w:ascii="Times New Roman" w:hAnsi="Times New Roman" w:eastAsia="宋体" w:cs="Times New Roman"/>
-          <w:kern w:val="2"/>
-          <w:sz w:val="24"/>
-          <w:szCs w:val="24"/>
-          <w:vertAlign w:val="superscript"/>
-        </w:rPr>
-        <w:t>[</w:t>
-      </w:r>
-      <w:r>
-        <w:rPr>
-          <w:rFonts w:hint="eastAsia" w:cs="Times New Roman"/>
-          <w:kern w:val="2"/>
-          <w:sz w:val="24"/>
-          <w:szCs w:val="24"/>
-          <w:vertAlign w:val="superscript"/>
-          <w:lang w:val="en-US" w:eastAsia="zh-CN"/>
-        </w:rPr>
-        <w:t>11</w:t>
-      </w:r>
-      <w:r>
-        <w:rPr>
-          <w:rFonts w:hint="default" w:ascii="Times New Roman" w:hAnsi="Times New Roman" w:eastAsia="宋体" w:cs="Times New Roman"/>
-          <w:kern w:val="2"/>
-          <w:sz w:val="24"/>
-          <w:szCs w:val="24"/>
-          <w:vertAlign w:val="superscript"/>
-        </w:rPr>
-        <w:t>]</w:t>
-      </w:r>
-      <w:r>
-        <w:rPr>
-          <w:rFonts w:hint="eastAsia"/>
-        </w:rPr>
-        <w:t>。谢增毅认为平台用工的劳动权益保护需要从立法层面明确平台与劳动者之间的权利义务</w:t>
+        <w:t>。在制度层面，谢增毅主张从立法上明确平台与劳动者之间的权利义务关系</w:t>
       </w:r>
       <w:r>
         <w:rPr>
@@ -5876,7 +5613,7 @@
         <w:rPr>
           <w:rFonts w:hint="eastAsia"/>
         </w:rPr>
-        <w:t>；王天玉提出平台用工已突破传统劳动二分法框架，宜采用"劳动三分法"的治理模式</w:t>
+        <w:t>。王天玉的观点更进一步，他认为平台用工已经超出传统劳动二分法的解释范围，宜按"劳动三分法"的思路治理</w:t>
       </w:r>
       <w:r>
         <w:rPr>
@@ -5889,7 +5626,7 @@
         <w:rPr>
           <w:rFonts w:hint="eastAsia"/>
         </w:rPr>
-        <w:t>；赵青基于配送骑手和快递员的调查发现，新业态从业人员的社会保险参保水平仍有提升空间</w:t>
+        <w:t>。社会保险是另一个被反复讨论的问题。赵青调查配送骑手和快递员后发现，这一群体的参保水平仍有明显的提升空间</w:t>
       </w:r>
       <w:r>
         <w:rPr>
@@ -5902,7 +5639,7 @@
         <w:rPr>
           <w:rFonts w:hint="eastAsia"/>
         </w:rPr>
-        <w:t>；蔡继明进一步指出，灵活就业社保困境需要通过风险分类管理和多层次保障制度加以化解</w:t>
+        <w:t>；蔡继明把灵活就业社保的困境归结为风险难以分类，主张用多层次保障制度来化解</w:t>
       </w:r>
       <w:r>
         <w:rPr>
@@ -5915,7 +5652,7 @@
         <w:rPr>
           <w:rFonts w:hint="eastAsia"/>
         </w:rPr>
-        <w:t>；徐新鹏和袁文全主张从制度供给、服务支持和治理协同三方面共同推进</w:t>
+        <w:t>。也有学者从推进路径入手，徐新鹏和袁文全提出制度供给、服务支持和治理协同三条线索要同时推进</w:t>
       </w:r>
       <w:r>
         <w:rPr>
@@ -5928,38 +5665,7 @@
         <w:rPr>
           <w:rFonts w:hint="eastAsia"/>
         </w:rPr>
-        <w:t>；陈建伟则强调应加强灵活就业和新就业形态劳动者的权益保障</w:t>
-      </w:r>
-      <w:r>
-        <w:rPr>
-          <w:rFonts w:hint="default" w:ascii="Times New Roman" w:hAnsi="Times New Roman" w:eastAsia="宋体" w:cs="Times New Roman"/>
-          <w:kern w:val="2"/>
-          <w:sz w:val="24"/>
-          <w:szCs w:val="24"/>
-          <w:vertAlign w:val="superscript"/>
-        </w:rPr>
-        <w:t>[</w:t>
-      </w:r>
-      <w:r>
-        <w:rPr>
-          <w:rFonts w:hint="eastAsia" w:cs="Times New Roman"/>
-          <w:kern w:val="2"/>
-          <w:sz w:val="24"/>
-          <w:szCs w:val="24"/>
-          <w:vertAlign w:val="superscript"/>
-          <w:lang w:val="en-US" w:eastAsia="zh-CN"/>
-        </w:rPr>
-        <w:t>17</w:t>
-      </w:r>
-      <w:r>
-        <w:rPr>
-          <w:rFonts w:hint="default" w:ascii="Times New Roman" w:hAnsi="Times New Roman" w:eastAsia="宋体" w:cs="Times New Roman"/>
-          <w:kern w:val="2"/>
-          <w:sz w:val="24"/>
-          <w:szCs w:val="24"/>
-          <w:vertAlign w:val="superscript"/>
-        </w:rPr>
-        <w:t>]</w:t>
+        <w:t>，陈建伟则强调政策落点应当放在灵活就业和新就业形态劳动者的权益保障上</w:t>
       </w:r>
       <w:r>
         <w:rPr>
@@ -5967,37 +5673,6 @@
           <w:vertAlign w:val="superscript"/>
         </w:rPr>
         <w:t>[18]</w:t>
-      </w:r>
-      <w:r>
-        <w:rPr>
-          <w:rFonts w:hint="default" w:ascii="Times New Roman" w:hAnsi="Times New Roman" w:eastAsia="宋体" w:cs="Times New Roman"/>
-          <w:kern w:val="2"/>
-          <w:sz w:val="24"/>
-          <w:szCs w:val="24"/>
-          <w:vertAlign w:val="superscript"/>
-        </w:rPr>
-        <w:t>[</w:t>
-      </w:r>
-      <w:r>
-        <w:rPr>
-          <w:rFonts w:hint="eastAsia" w:cs="Times New Roman"/>
-          <w:kern w:val="2"/>
-          <w:sz w:val="24"/>
-          <w:szCs w:val="24"/>
-          <w:vertAlign w:val="superscript"/>
-          <w:lang w:val="en-US" w:eastAsia="zh-CN"/>
-        </w:rPr>
-        <w:t>19</w:t>
-      </w:r>
-      <w:r>
-        <w:rPr>
-          <w:rFonts w:hint="default" w:ascii="Times New Roman" w:hAnsi="Times New Roman" w:eastAsia="宋体" w:cs="Times New Roman"/>
-          <w:kern w:val="2"/>
-          <w:sz w:val="24"/>
-          <w:szCs w:val="24"/>
-          <w:vertAlign w:val="superscript"/>
-        </w:rPr>
-        <w:t>]</w:t>
       </w:r>
       <w:r>
         <w:rPr>
@@ -6041,7 +5716,7 @@
         <w:rPr>
           <w:rFonts w:hint="eastAsia"/>
         </w:rPr>
-        <w:t>SpringBoot是基于Spring生态构建的Java Web开发框架，提供自动配置、依赖管理、内嵌服务器和统一项目配置等功能，可以减少传统Spring项目中的重复配置工作。开发人员可以通过引入相应的Starter依赖快速搭建Web、数据库访问、参数校验和安全认证等功能。</w:t>
+        <w:t>SpringBoot建立在Spring生态之上，把过去需要手工编写的配置工作接管了过来。自动配置、依赖管理和内嵌服务器是它最常被提到的三项能力，统一的项目配置方式也省去了不少重复劳动。开发时只要按需引入对应的Starter，Web服务、数据库访问、参数校验和安全认证这些基础能力就能搭起来。</w:t>
       </w:r>
     </w:p>
     <w:p>
@@ -6049,7 +5724,7 @@
         <w:rPr>
           <w:rFonts w:hint="eastAsia"/>
         </w:rPr>
-        <w:t>本系统使用SpringBoot作为后端核心开发框架，将用户认证、驿站管理、预约管理、诉求处理、活动管理和统计分析等业务封装为独立的控制器、业务服务和数据访问组件。系统通过RESTful接口向Vue前端提供数据服务，并通过统一异常处理和参数校验机制提高接口的规范性与稳定性。</w:t>
+        <w:t>后端以SpringBoot为核心。用户认证、驿站管理、预约处理、诉求办理、活动组织和统计分析这些业务，分别写成独立的控制器、业务服务和数据访问组件，互不掺杂。接口按RESTful风格设计，由Vue前端调用。参数校验放在进入业务逻辑之前，异常由统一的处理组件捕获后返回，这样前端拿到的错误信息格式一致，排查问题时不必逐层翻日志。项目使用SpringBoot 3.3.5，持久层选用MyBatis-Plus 3.5.7，令牌签发使用JJWT 0.12.6。</w:t>
       </w:r>
     </w:p>
     <w:p>
@@ -6072,7 +5747,7 @@
         <w:rPr>
           <w:rFonts w:hint="eastAsia"/>
         </w:rPr>
-        <w:t>Vue是一种渐进式JavaScript前端框架，具有组件化、响应式数据绑定和虚拟DOM等特点，适合构建交互性较强的单页面应用。通过组件化开发，可以将页面拆分为导航栏、列表、表单、弹窗、分页和统计图表等可复用组件，从而提高代码的可维护性。</w:t>
+        <w:t>Vue是一个渐进式的JavaScript前端框架。它的组件化机制把界面拆成可以复用的单元，响应式数据绑定让数据变化自动反映到视图上，虚拟DOM则减少了不必要的页面重绘，因此比较适合交互频繁的单页面应用。在本项目中，导航栏、列表、表单、弹窗、分页和统计图表都做成了独立组件，页面只负责组合它们，后续修改时影响范围可控。</w:t>
       </w:r>
     </w:p>
     <w:p>
@@ -6080,7 +5755,20 @@
         <w:rPr>
           <w:rFonts w:hint="eastAsia"/>
         </w:rPr>
-        <w:t>本系统使用Vue实现用户端和管理端页面，根据不同角色配置相应的路由和菜单。用户端主要包括驿站查询、服务预约、诉求提交、政策资讯、活动报名和个人中心等页面；管理端主要包括驿站维护、预约审核、诉求处理、资讯管理、活动管理和统计分析等页面。前端通过HTTP请求调用后端接口，并根据接口返回结果更新页面数据。</w:t>
+        <w:t>前端页面用Vue编写，用户端与管理端各有一套路由和菜单，登录后按角色决定进入哪一套。用户端包含驿站查询、服务预约、诉求提交、政策资讯、活动报名和个人中心等页面，管理端包含驿站维护、预约审核、诉求处理、资讯管理、活动管理和统计分析等页面。两部分共用同一批接口，页面数据通过HTTP请求获取，拿到结果后再更新视图。项目使用Vue 3.5 与 Vite 6.4 构建，界面组件来自 Element Plus 2.11，请求封装基</w:t>
+      </w:r>
+      <w:r>
+        <w:rPr>
+          <w:rFonts w:hint="eastAsia"/>
+          <w:lang w:val="en-US" w:eastAsia="zh-CN"/>
+        </w:rPr>
+        <w:t>于</w:t>
+      </w:r>
+      <w:r>
+        <w:rPr>
+          <w:rFonts w:hint="eastAsia"/>
+        </w:rPr>
+        <w:t>Axios。</w:t>
       </w:r>
     </w:p>
     <w:p>
@@ -6117,38 +5805,14 @@
         <w:rPr>
           <w:rFonts w:hint="eastAsia"/>
         </w:rPr>
-        <w:t>本系统使用MySQL保存用户信息、角色信息、驿站信息、服务项目、预约记录、诉求工单、诉求处理记录、政策资讯、通知公告、活动信息、活动报名和评价数据。数据库设计遵循规范化原则，通过主键、外键、唯一约束和索引保证数据的完整性和查询效率。对于预约状态更新和诉求办理等关键操作，系统采用事务机制保证业务数据的一致性</w:t>
-      </w:r>
-      <w:r>
-        <w:rPr>
-          <w:rFonts w:hint="default" w:ascii="Times New Roman" w:hAnsi="Times New Roman" w:eastAsia="宋体" w:cs="Times New Roman"/>
-          <w:kern w:val="2"/>
-          <w:sz w:val="24"/>
-          <w:szCs w:val="24"/>
+        <w:t>业务数据全部存放在MySQL中，包括用户与角色、驿站与服务项目、预约记录、诉求工单及其处理记录、政策资讯、通知公告、活动信息、活动报名和两类评价数据。表结构按规范化思路拆分，基础信息、业务单据和过程记录分开存放。主键用于标识记录，关联字段建立表间联系，用户名、手机号以及活动与用户的组合关系都设置了唯一约束；查询频繁的预约日期、诉求状态和所属区域等字段建立了索引。预约状态变更和诉求办理涉及多张表的同时写入，放在同一个事务中处理</w:t>
+      </w:r>
+      <w:r>
+        <w:rPr>
+          <w:rFonts w:hint="eastAsia"/>
           <w:vertAlign w:val="superscript"/>
         </w:rPr>
-        <w:t>[</w:t>
-      </w:r>
-      <w:r>
-        <w:rPr>
-          <w:rFonts w:hint="eastAsia" w:cs="Times New Roman"/>
-          <w:kern w:val="2"/>
-          <w:sz w:val="24"/>
-          <w:szCs w:val="24"/>
-          <w:vertAlign w:val="superscript"/>
-          <w:lang w:val="en-US" w:eastAsia="zh-CN"/>
-        </w:rPr>
-        <w:t>20</w:t>
-      </w:r>
-      <w:r>
-        <w:rPr>
-          <w:rFonts w:hint="default" w:ascii="Times New Roman" w:hAnsi="Times New Roman" w:eastAsia="宋体" w:cs="Times New Roman"/>
-          <w:kern w:val="2"/>
-          <w:sz w:val="24"/>
-          <w:szCs w:val="24"/>
-          <w:vertAlign w:val="superscript"/>
-        </w:rPr>
-        <w:t>]</w:t>
+        <w:t>[20]</w:t>
       </w:r>
       <w:r>
         <w:rPr>
@@ -6318,7 +5982,7 @@
         <w:rPr>
           <w:rFonts w:hint="eastAsia"/>
         </w:rPr>
-        <w:t>本系统采用SpringBoot、Vue和MySQL作为主要开发技术。SpringBoot适合构建结构清晰的后端应用，可用于实现用户管理、驿站管理、预约管理和诉求处理等业务接口；Vue用于构建前端页面，能够实现信息展示、表单提交和状态查询等交互功能；MySQL用于存储用户、驿站、服务项目、预约、诉求、活动和评价等结构化数据。前后端分离架构与关系型数据库的组合在同类信息管理系统中已有成熟实践</w:t>
+        <w:t>技术选型从项目的实际需要出发。后端要处理登录校验、业务规则和多表写入，SpringBoot的分层结构正好合适；前端既有面向用户的查询页面，也有面向管理员的表格和表单，Vue的组件化方式便于两类页面复用同一批组件；业务数据关联较多、结构清晰，用MySQL这类关系型数据库存储比较自然。前后端分离加关系型数据库的组合在同类信息管理系统中已经使用多年，实现路径成熟，遇到问题容易找到参考</w:t>
       </w:r>
       <w:r>
         <w:rPr>
@@ -6331,7 +5995,7 @@
         <w:rPr>
           <w:rFonts w:hint="eastAsia"/>
         </w:rPr>
-        <w:t>，本系统的技术选型与之基本一致。</w:t>
+        <w:t>。</w:t>
       </w:r>
     </w:p>
     <w:p>
@@ -6349,7 +6013,7 @@
         <w:rPr>
           <w:rFonts w:hint="eastAsia"/>
         </w:rPr>
-        <w:t>本平台开发主要依赖开发人员的技术实现，所采用的SpringBoot、Vue和MySQL等框架、数据库及开发工具均为开源或免费软件，不涉及额外的软件采购费用。系统部署对硬件配置要求较低，普通开发计算机和常规服务器即可满足系统开发、测试与运行需求。平台投入使用后，可以减少驿站服务中的人工登记、信息传递和诉求统计工作，提高服务预约、活动管理和诉求响应效率，降低日常运营管理成本。综合开发投入与预期管理效益来看，本平台从经济角度具备可行性。</w:t>
+        <w:t>平台在软件采购上几乎没有支出。SpringBoot、Vue、MySQL以及开发过程中使用的工具都是开源或免费提供的，不需要额外购买授权。硬件方面要求也不高，一台普通开发计算机就能完成开发和测试，部署时用常规服务器即可，不需要专门采购设备。系统上线后节省的主要是人力：驿站服务中的登记、信息传递和诉求统计原本都要人工完成，现在由系统承担，日常管理成本相应下降。把开发投入和这部分节省放在一起看，经济上是可行的。</w:t>
       </w:r>
     </w:p>
     <w:p>
@@ -6398,7 +6062,7 @@
         <w:rPr>
           <w:rFonts w:hint="eastAsia"/>
         </w:rPr>
-        <w:t>系统功能需求主要围绕新就业群体使用驿站服务、驿站工作人员处理业务和平台管理员维护系统三个方面展开。系统需要实现用户认证、驿站信息管理、服务预约、诉求响应、政策资讯、活动报名、评价反馈和后台统计等功能，各模块通过用户、预约、诉求和处理记录进行关联。</w:t>
+        <w:t>功能需求来自三类使用者的实际动作。用户要用驿站、办预约、提诉求；驿站管理员要处理本驿站的服务信息、预约和诉求；平台管理员要维护账号权限、资讯公告和整体运营数据。把这些动作归并之后，系统需要提供用户认证、驿站信息管理、服务预约、诉求响应、政策资讯、活动报名、评价反馈和后台统计等功能。各模块之间并不孤立，用户、预约、诉求和处理记录是贯穿其中的关联线索。</w:t>
       </w:r>
     </w:p>
     <w:p>
@@ -6886,6 +6550,435 @@
       </w:pPr>
       <w:r>
         <w:t>表2-2 用例词汇表</w:t>
+      </w:r>
+    </w:p>
+    <w:tbl>
+      <w:tblPr>
+        <w:tblStyle w:val="39"/>
+        <w:tblW w:w="8900" w:type="dxa"/>
+        <w:jc w:val="center"/>
+        <w:tblBorders>
+          <w:top w:val="single" w:color="auto" w:sz="12" w:space="0"/>
+          <w:left w:val="none" w:color="auto" w:sz="0" w:space="0"/>
+          <w:bottom w:val="single" w:color="auto" w:sz="12" w:space="0"/>
+          <w:right w:val="none" w:color="auto" w:sz="0" w:space="0"/>
+          <w:insideH w:val="none" w:color="auto" w:sz="0" w:space="0"/>
+          <w:insideV w:val="none" w:color="auto" w:sz="0" w:space="0"/>
+        </w:tblBorders>
+        <w:tblLayout w:type="fixed"/>
+        <w:tblCellMar>
+          <w:top w:w="0" w:type="dxa"/>
+          <w:left w:w="85" w:type="dxa"/>
+          <w:bottom w:w="0" w:type="dxa"/>
+          <w:right w:w="85" w:type="dxa"/>
+        </w:tblCellMar>
+      </w:tblPr>
+      <w:tblGrid>
+        <w:gridCol w:w="719"/>
+        <w:gridCol w:w="2013"/>
+        <w:gridCol w:w="4887"/>
+        <w:gridCol w:w="1281"/>
+      </w:tblGrid>
+      <w:tr>
+        <w:tblPrEx>
+          <w:tblBorders>
+            <w:top w:val="single" w:color="auto" w:sz="12" w:space="0"/>
+            <w:left w:val="none" w:color="auto" w:sz="0" w:space="0"/>
+            <w:bottom w:val="single" w:color="auto" w:sz="12" w:space="0"/>
+            <w:right w:val="none" w:color="auto" w:sz="0" w:space="0"/>
+            <w:insideH w:val="none" w:color="auto" w:sz="0" w:space="0"/>
+            <w:insideV w:val="none" w:color="auto" w:sz="0" w:space="0"/>
+          </w:tblBorders>
+        </w:tblPrEx>
+        <w:trPr>
+          <w:jc w:val="center"/>
+        </w:trPr>
+        <w:tc>
+          <w:tcPr>
+            <w:tcW w:w="719" w:type="dxa"/>
+            <w:tcBorders>
+              <w:top w:val="single" w:color="auto" w:sz="12" w:space="0"/>
+              <w:left w:val="nil"/>
+              <w:bottom w:val="single" w:color="auto" w:sz="4" w:space="0"/>
+              <w:right w:val="nil"/>
+              <w:insideH w:val="single" w:sz="4" w:space="0"/>
+              <w:insideV w:val="nil"/>
+              <w:tl2br w:val="nil"/>
+              <w:tr2bl w:val="nil"/>
+            </w:tcBorders>
+            <w:tcMar>
+              <w:top w:w="28" w:type="dxa"/>
+              <w:left w:w="57" w:type="dxa"/>
+              <w:bottom w:w="28" w:type="dxa"/>
+              <w:right w:w="57" w:type="dxa"/>
+            </w:tcMar>
+            <w:vAlign w:val="center"/>
+          </w:tcPr>
+          <w:p>
+            <w:pPr>
+              <w:pStyle w:val="38"/>
+              <w:kinsoku/>
+              <w:wordWrap/>
+              <w:overflowPunct/>
+              <w:spacing w:before="0" w:beforeLines="0" w:beforeAutospacing="0" w:after="0" w:afterLines="0" w:afterAutospacing="0"/>
+              <w:ind w:left="0" w:leftChars="0" w:right="0" w:rightChars="0"/>
+              <w:jc w:val="center"/>
+              <w:outlineLvl w:val="9"/>
+            </w:pPr>
+            <w:r>
+              <w:t>序号</w:t>
+            </w:r>
+          </w:p>
+        </w:tc>
+        <w:tc>
+          <w:tcPr>
+            <w:tcW w:w="2013" w:type="dxa"/>
+            <w:tcBorders>
+              <w:top w:val="single" w:color="auto" w:sz="12" w:space="0"/>
+              <w:bottom w:val="single" w:color="auto" w:sz="4" w:space="0"/>
+              <w:right w:val="nil"/>
+              <w:insideH w:val="single" w:sz="4" w:space="0"/>
+              <w:insideV w:val="nil"/>
+              <w:tl2br w:val="nil"/>
+              <w:tr2bl w:val="nil"/>
+            </w:tcBorders>
+            <w:tcMar>
+              <w:top w:w="28" w:type="dxa"/>
+              <w:left w:w="57" w:type="dxa"/>
+              <w:bottom w:w="28" w:type="dxa"/>
+              <w:right w:w="57" w:type="dxa"/>
+            </w:tcMar>
+            <w:vAlign w:val="center"/>
+          </w:tcPr>
+          <w:p>
+            <w:pPr>
+              <w:pStyle w:val="38"/>
+              <w:kinsoku/>
+              <w:wordWrap/>
+              <w:overflowPunct/>
+              <w:spacing w:before="0" w:beforeLines="0" w:beforeAutospacing="0" w:after="0" w:afterLines="0" w:afterAutospacing="0"/>
+              <w:ind w:left="0" w:leftChars="0" w:right="0" w:rightChars="0"/>
+              <w:jc w:val="center"/>
+              <w:outlineLvl w:val="9"/>
+            </w:pPr>
+            <w:r>
+              <w:t>用例名称</w:t>
+            </w:r>
+          </w:p>
+        </w:tc>
+        <w:tc>
+          <w:tcPr>
+            <w:tcW w:w="4887" w:type="dxa"/>
+            <w:tcBorders>
+              <w:top w:val="single" w:color="auto" w:sz="12" w:space="0"/>
+              <w:bottom w:val="single" w:color="auto" w:sz="4" w:space="0"/>
+              <w:right w:val="nil"/>
+              <w:insideH w:val="single" w:sz="4" w:space="0"/>
+              <w:insideV w:val="nil"/>
+              <w:tl2br w:val="nil"/>
+              <w:tr2bl w:val="nil"/>
+            </w:tcBorders>
+            <w:tcMar>
+              <w:top w:w="28" w:type="dxa"/>
+              <w:left w:w="57" w:type="dxa"/>
+              <w:bottom w:w="28" w:type="dxa"/>
+              <w:right w:w="57" w:type="dxa"/>
+            </w:tcMar>
+            <w:vAlign w:val="center"/>
+          </w:tcPr>
+          <w:p>
+            <w:pPr>
+              <w:pStyle w:val="38"/>
+              <w:kinsoku/>
+              <w:wordWrap/>
+              <w:overflowPunct/>
+              <w:spacing w:before="0" w:beforeLines="0" w:beforeAutospacing="0" w:after="0" w:afterLines="0" w:afterAutospacing="0"/>
+              <w:ind w:left="0" w:leftChars="0" w:right="0" w:rightChars="0"/>
+              <w:jc w:val="center"/>
+              <w:outlineLvl w:val="9"/>
+            </w:pPr>
+            <w:r>
+              <w:t>用例描述</w:t>
+            </w:r>
+          </w:p>
+        </w:tc>
+        <w:tc>
+          <w:tcPr>
+            <w:tcW w:w="1281" w:type="dxa"/>
+            <w:tcBorders>
+              <w:top w:val="single" w:color="auto" w:sz="12" w:space="0"/>
+              <w:bottom w:val="single" w:color="auto" w:sz="4" w:space="0"/>
+              <w:right w:val="nil"/>
+              <w:insideH w:val="single" w:sz="4" w:space="0"/>
+              <w:insideV w:val="nil"/>
+              <w:tl2br w:val="nil"/>
+              <w:tr2bl w:val="nil"/>
+            </w:tcBorders>
+            <w:tcMar>
+              <w:top w:w="28" w:type="dxa"/>
+              <w:left w:w="57" w:type="dxa"/>
+              <w:bottom w:w="28" w:type="dxa"/>
+              <w:right w:w="57" w:type="dxa"/>
+            </w:tcMar>
+            <w:vAlign w:val="center"/>
+          </w:tcPr>
+          <w:p>
+            <w:pPr>
+              <w:pStyle w:val="38"/>
+              <w:kinsoku/>
+              <w:wordWrap/>
+              <w:overflowPunct/>
+              <w:spacing w:before="0" w:beforeLines="0" w:beforeAutospacing="0" w:after="0" w:afterLines="0" w:afterAutospacing="0"/>
+              <w:ind w:left="0" w:leftChars="0" w:right="0" w:rightChars="0"/>
+              <w:jc w:val="center"/>
+              <w:outlineLvl w:val="9"/>
+            </w:pPr>
+            <w:r>
+              <w:t>参与者</w:t>
+            </w:r>
+          </w:p>
+        </w:tc>
+      </w:tr>
+      <w:tr>
+        <w:tblPrEx>
+          <w:tblBorders>
+            <w:top w:val="single" w:color="auto" w:sz="12" w:space="0"/>
+            <w:left w:val="none" w:color="auto" w:sz="0" w:space="0"/>
+            <w:bottom w:val="single" w:color="auto" w:sz="12" w:space="0"/>
+            <w:right w:val="none" w:color="auto" w:sz="0" w:space="0"/>
+            <w:insideH w:val="none" w:color="auto" w:sz="0" w:space="0"/>
+            <w:insideV w:val="none" w:color="auto" w:sz="0" w:space="0"/>
+          </w:tblBorders>
+          <w:tblCellMar>
+            <w:top w:w="0" w:type="dxa"/>
+            <w:left w:w="85" w:type="dxa"/>
+            <w:bottom w:w="0" w:type="dxa"/>
+            <w:right w:w="85" w:type="dxa"/>
+          </w:tblCellMar>
+        </w:tblPrEx>
+        <w:trPr>
+          <w:jc w:val="center"/>
+        </w:trPr>
+        <w:tc>
+          <w:tcPr>
+            <w:tcW w:w="719" w:type="dxa"/>
+            <w:tcMar>
+              <w:top w:w="28" w:type="dxa"/>
+              <w:left w:w="57" w:type="dxa"/>
+              <w:bottom w:w="28" w:type="dxa"/>
+              <w:right w:w="57" w:type="dxa"/>
+            </w:tcMar>
+            <w:vAlign w:val="center"/>
+          </w:tcPr>
+          <w:p>
+            <w:pPr>
+              <w:pStyle w:val="38"/>
+            </w:pPr>
+            <w:r>
+              <w:t>1</w:t>
+            </w:r>
+          </w:p>
+        </w:tc>
+        <w:tc>
+          <w:tcPr>
+            <w:tcW w:w="2013" w:type="dxa"/>
+            <w:tcMar>
+              <w:top w:w="28" w:type="dxa"/>
+              <w:left w:w="57" w:type="dxa"/>
+              <w:bottom w:w="28" w:type="dxa"/>
+              <w:right w:w="57" w:type="dxa"/>
+            </w:tcMar>
+            <w:vAlign w:val="center"/>
+          </w:tcPr>
+          <w:p>
+            <w:pPr>
+              <w:pStyle w:val="38"/>
+            </w:pPr>
+            <w:r>
+              <w:rPr>
+                <w:rFonts w:hint="eastAsia"/>
+              </w:rPr>
+              <w:t>用户注册登录</w:t>
+            </w:r>
+          </w:p>
+        </w:tc>
+        <w:tc>
+          <w:tcPr>
+            <w:tcW w:w="4887" w:type="dxa"/>
+            <w:tcMar>
+              <w:top w:w="28" w:type="dxa"/>
+              <w:left w:w="57" w:type="dxa"/>
+              <w:bottom w:w="28" w:type="dxa"/>
+              <w:right w:w="57" w:type="dxa"/>
+            </w:tcMar>
+            <w:vAlign w:val="center"/>
+          </w:tcPr>
+          <w:p>
+            <w:pPr>
+              <w:pStyle w:val="38"/>
+            </w:pPr>
+            <w:r>
+              <w:rPr>
+                <w:rFonts w:hint="eastAsia"/>
+              </w:rPr>
+              <w:t>用户创建账号并登录平台</w:t>
+            </w:r>
+          </w:p>
+        </w:tc>
+        <w:tc>
+          <w:tcPr>
+            <w:tcW w:w="1281" w:type="dxa"/>
+            <w:tcMar>
+              <w:top w:w="28" w:type="dxa"/>
+              <w:left w:w="57" w:type="dxa"/>
+              <w:bottom w:w="28" w:type="dxa"/>
+              <w:right w:w="57" w:type="dxa"/>
+            </w:tcMar>
+            <w:vAlign w:val="center"/>
+          </w:tcPr>
+          <w:p>
+            <w:pPr>
+              <w:pStyle w:val="38"/>
+            </w:pPr>
+            <w:r>
+              <w:rPr>
+                <w:rFonts w:ascii="宋体" w:hAnsi="宋体" w:eastAsia="宋体" w:cs="宋体"/>
+                <w:sz w:val="24"/>
+                <w:szCs w:val="24"/>
+              </w:rPr>
+              <w:t>新就业群体用户</w:t>
+            </w:r>
+          </w:p>
+        </w:tc>
+      </w:tr>
+      <w:tr>
+        <w:tblPrEx>
+          <w:tblBorders>
+            <w:top w:val="single" w:color="auto" w:sz="12" w:space="0"/>
+            <w:left w:val="none" w:color="auto" w:sz="0" w:space="0"/>
+            <w:bottom w:val="single" w:color="auto" w:sz="12" w:space="0"/>
+            <w:right w:val="none" w:color="auto" w:sz="0" w:space="0"/>
+            <w:insideH w:val="none" w:color="auto" w:sz="0" w:space="0"/>
+            <w:insideV w:val="none" w:color="auto" w:sz="0" w:space="0"/>
+          </w:tblBorders>
+          <w:tblCellMar>
+            <w:top w:w="0" w:type="dxa"/>
+            <w:left w:w="85" w:type="dxa"/>
+            <w:bottom w:w="0" w:type="dxa"/>
+            <w:right w:w="85" w:type="dxa"/>
+          </w:tblCellMar>
+        </w:tblPrEx>
+        <w:trPr>
+          <w:jc w:val="center"/>
+        </w:trPr>
+        <w:tc>
+          <w:tcPr>
+            <w:tcW w:w="719" w:type="dxa"/>
+            <w:tcMar>
+              <w:top w:w="28" w:type="dxa"/>
+              <w:left w:w="57" w:type="dxa"/>
+              <w:bottom w:w="28" w:type="dxa"/>
+              <w:right w:w="57" w:type="dxa"/>
+            </w:tcMar>
+            <w:vAlign w:val="center"/>
+          </w:tcPr>
+          <w:p>
+            <w:pPr>
+              <w:pStyle w:val="38"/>
+            </w:pPr>
+            <w:r>
+              <w:t>2</w:t>
+            </w:r>
+          </w:p>
+        </w:tc>
+        <w:tc>
+          <w:tcPr>
+            <w:tcW w:w="2013" w:type="dxa"/>
+            <w:tcMar>
+              <w:top w:w="28" w:type="dxa"/>
+              <w:left w:w="57" w:type="dxa"/>
+              <w:bottom w:w="28" w:type="dxa"/>
+              <w:right w:w="57" w:type="dxa"/>
+            </w:tcMar>
+            <w:vAlign w:val="center"/>
+          </w:tcPr>
+          <w:p>
+            <w:pPr>
+              <w:pStyle w:val="38"/>
+            </w:pPr>
+            <w:r>
+              <w:rPr>
+                <w:rFonts w:hint="eastAsia"/>
+              </w:rPr>
+              <w:t>个人信息管理</w:t>
+            </w:r>
+          </w:p>
+        </w:tc>
+        <w:tc>
+          <w:tcPr>
+            <w:tcW w:w="4887" w:type="dxa"/>
+            <w:tcMar>
+              <w:top w:w="28" w:type="dxa"/>
+              <w:left w:w="57" w:type="dxa"/>
+              <w:bottom w:w="28" w:type="dxa"/>
+              <w:right w:w="57" w:type="dxa"/>
+            </w:tcMar>
+            <w:vAlign w:val="center"/>
+          </w:tcPr>
+          <w:p>
+            <w:pPr>
+              <w:pStyle w:val="38"/>
+            </w:pPr>
+            <w:r>
+              <w:rPr>
+                <w:rFonts w:hint="eastAsia"/>
+              </w:rPr>
+              <w:t>用户查看和修改个人基本信息</w:t>
+            </w:r>
+          </w:p>
+        </w:tc>
+        <w:tc>
+          <w:tcPr>
+            <w:tcW w:w="1281" w:type="dxa"/>
+            <w:tcMar>
+              <w:top w:w="28" w:type="dxa"/>
+              <w:left w:w="57" w:type="dxa"/>
+              <w:bottom w:w="28" w:type="dxa"/>
+              <w:right w:w="57" w:type="dxa"/>
+            </w:tcMar>
+            <w:vAlign w:val="center"/>
+          </w:tcPr>
+          <w:p>
+            <w:pPr>
+              <w:pStyle w:val="38"/>
+            </w:pPr>
+            <w:r>
+              <w:rPr>
+                <w:rFonts w:ascii="宋体" w:hAnsi="宋体" w:eastAsia="宋体" w:cs="宋体"/>
+                <w:sz w:val="24"/>
+                <w:szCs w:val="24"/>
+              </w:rPr>
+              <w:t>新就业群体用户</w:t>
+            </w:r>
+          </w:p>
+        </w:tc>
+      </w:tr>
+    </w:tbl>
+    <w:p>
+      <w:pPr>
+        <w:pStyle w:val="48"/>
+        <w:rPr>
+          <w:rFonts w:hint="eastAsia"/>
+        </w:rPr>
+      </w:pPr>
+      <w:r>
+        <w:t xml:space="preserve">表2-2 </w:t>
+      </w:r>
+      <w:r>
+        <w:rPr>
+          <w:rFonts w:hint="eastAsia"/>
+        </w:rPr>
+        <w:t>（续）</w:t>
       </w:r>
     </w:p>
     <w:tbl>
@@ -6964,441 +7057,6 @@
               <w:overflowPunct/>
               <w:spacing w:before="0" w:beforeLines="0" w:beforeAutospacing="0" w:after="0" w:afterLines="0" w:afterAutospacing="0"/>
               <w:ind w:left="0" w:leftChars="0" w:right="0" w:rightChars="0"/>
-              <w:jc w:val="center"/>
-              <w:outlineLvl w:val="9"/>
-            </w:pPr>
-            <w:r>
-              <w:t>序号</w:t>
-            </w:r>
-          </w:p>
-        </w:tc>
-        <w:tc>
-          <w:tcPr>
-            <w:tcW w:w="2013" w:type="dxa"/>
-            <w:tcBorders>
-              <w:top w:val="single" w:color="auto" w:sz="12" w:space="0"/>
-              <w:bottom w:val="single" w:color="auto" w:sz="4" w:space="0"/>
-              <w:right w:val="nil"/>
-              <w:insideH w:val="single" w:sz="4" w:space="0"/>
-              <w:insideV w:val="nil"/>
-              <w:tl2br w:val="nil"/>
-              <w:tr2bl w:val="nil"/>
-            </w:tcBorders>
-            <w:tcMar>
-              <w:top w:w="28" w:type="dxa"/>
-              <w:left w:w="57" w:type="dxa"/>
-              <w:bottom w:w="28" w:type="dxa"/>
-              <w:right w:w="57" w:type="dxa"/>
-            </w:tcMar>
-            <w:vAlign w:val="center"/>
-          </w:tcPr>
-          <w:p>
-            <w:pPr>
-              <w:pStyle w:val="38"/>
-              <w:kinsoku/>
-              <w:wordWrap/>
-              <w:overflowPunct/>
-              <w:spacing w:before="0" w:beforeLines="0" w:beforeAutospacing="0" w:after="0" w:afterLines="0" w:afterAutospacing="0"/>
-              <w:ind w:left="0" w:leftChars="0" w:right="0" w:rightChars="0"/>
-              <w:jc w:val="center"/>
-              <w:outlineLvl w:val="9"/>
-            </w:pPr>
-            <w:r>
-              <w:t>用例名称</w:t>
-            </w:r>
-          </w:p>
-        </w:tc>
-        <w:tc>
-          <w:tcPr>
-            <w:tcW w:w="4887" w:type="dxa"/>
-            <w:tcBorders>
-              <w:top w:val="single" w:color="auto" w:sz="12" w:space="0"/>
-              <w:bottom w:val="single" w:color="auto" w:sz="4" w:space="0"/>
-              <w:right w:val="nil"/>
-              <w:insideH w:val="single" w:sz="4" w:space="0"/>
-              <w:insideV w:val="nil"/>
-              <w:tl2br w:val="nil"/>
-              <w:tr2bl w:val="nil"/>
-            </w:tcBorders>
-            <w:tcMar>
-              <w:top w:w="28" w:type="dxa"/>
-              <w:left w:w="57" w:type="dxa"/>
-              <w:bottom w:w="28" w:type="dxa"/>
-              <w:right w:w="57" w:type="dxa"/>
-            </w:tcMar>
-            <w:vAlign w:val="center"/>
-          </w:tcPr>
-          <w:p>
-            <w:pPr>
-              <w:pStyle w:val="38"/>
-              <w:kinsoku/>
-              <w:wordWrap/>
-              <w:overflowPunct/>
-              <w:spacing w:before="0" w:beforeLines="0" w:beforeAutospacing="0" w:after="0" w:afterLines="0" w:afterAutospacing="0"/>
-              <w:ind w:left="0" w:leftChars="0" w:right="0" w:rightChars="0"/>
-              <w:jc w:val="center"/>
-              <w:outlineLvl w:val="9"/>
-            </w:pPr>
-            <w:r>
-              <w:t>用例描述</w:t>
-            </w:r>
-          </w:p>
-        </w:tc>
-        <w:tc>
-          <w:tcPr>
-            <w:tcW w:w="1281" w:type="dxa"/>
-            <w:tcBorders>
-              <w:top w:val="single" w:color="auto" w:sz="12" w:space="0"/>
-              <w:bottom w:val="single" w:color="auto" w:sz="4" w:space="0"/>
-              <w:right w:val="nil"/>
-              <w:insideH w:val="single" w:sz="4" w:space="0"/>
-              <w:insideV w:val="nil"/>
-              <w:tl2br w:val="nil"/>
-              <w:tr2bl w:val="nil"/>
-            </w:tcBorders>
-            <w:tcMar>
-              <w:top w:w="28" w:type="dxa"/>
-              <w:left w:w="57" w:type="dxa"/>
-              <w:bottom w:w="28" w:type="dxa"/>
-              <w:right w:w="57" w:type="dxa"/>
-            </w:tcMar>
-            <w:vAlign w:val="center"/>
-          </w:tcPr>
-          <w:p>
-            <w:pPr>
-              <w:pStyle w:val="38"/>
-              <w:kinsoku/>
-              <w:wordWrap/>
-              <w:overflowPunct/>
-              <w:spacing w:before="0" w:beforeLines="0" w:beforeAutospacing="0" w:after="0" w:afterLines="0" w:afterAutospacing="0"/>
-              <w:ind w:left="0" w:leftChars="0" w:right="0" w:rightChars="0"/>
-              <w:jc w:val="center"/>
-              <w:outlineLvl w:val="9"/>
-            </w:pPr>
-            <w:r>
-              <w:t>参与者</w:t>
-            </w:r>
-          </w:p>
-        </w:tc>
-      </w:tr>
-      <w:tr>
-        <w:tblPrEx>
-          <w:tblBorders>
-            <w:top w:val="single" w:color="auto" w:sz="12" w:space="0"/>
-            <w:left w:val="none" w:color="auto" w:sz="0" w:space="0"/>
-            <w:bottom w:val="single" w:color="auto" w:sz="12" w:space="0"/>
-            <w:right w:val="none" w:color="auto" w:sz="0" w:space="0"/>
-            <w:insideH w:val="none" w:color="auto" w:sz="0" w:space="0"/>
-            <w:insideV w:val="none" w:color="auto" w:sz="0" w:space="0"/>
-          </w:tblBorders>
-          <w:tblCellMar>
-            <w:top w:w="0" w:type="dxa"/>
-            <w:left w:w="85" w:type="dxa"/>
-            <w:bottom w:w="0" w:type="dxa"/>
-            <w:right w:w="85" w:type="dxa"/>
-          </w:tblCellMar>
-        </w:tblPrEx>
-        <w:trPr>
-          <w:jc w:val="center"/>
-        </w:trPr>
-        <w:tc>
-          <w:tcPr>
-            <w:tcW w:w="719" w:type="dxa"/>
-            <w:tcMar>
-              <w:top w:w="28" w:type="dxa"/>
-              <w:left w:w="57" w:type="dxa"/>
-              <w:bottom w:w="28" w:type="dxa"/>
-              <w:right w:w="57" w:type="dxa"/>
-            </w:tcMar>
-            <w:vAlign w:val="center"/>
-          </w:tcPr>
-          <w:p>
-            <w:pPr>
-              <w:pStyle w:val="38"/>
-            </w:pPr>
-            <w:r>
-              <w:t>1</w:t>
-            </w:r>
-          </w:p>
-        </w:tc>
-        <w:tc>
-          <w:tcPr>
-            <w:tcW w:w="2013" w:type="dxa"/>
-            <w:tcMar>
-              <w:top w:w="28" w:type="dxa"/>
-              <w:left w:w="57" w:type="dxa"/>
-              <w:bottom w:w="28" w:type="dxa"/>
-              <w:right w:w="57" w:type="dxa"/>
-            </w:tcMar>
-            <w:vAlign w:val="center"/>
-          </w:tcPr>
-          <w:p>
-            <w:pPr>
-              <w:pStyle w:val="38"/>
-            </w:pPr>
-            <w:r>
-              <w:rPr>
-                <w:rFonts w:hint="eastAsia"/>
-              </w:rPr>
-              <w:t>用户注册登录</w:t>
-            </w:r>
-          </w:p>
-        </w:tc>
-        <w:tc>
-          <w:tcPr>
-            <w:tcW w:w="4887" w:type="dxa"/>
-            <w:tcMar>
-              <w:top w:w="28" w:type="dxa"/>
-              <w:left w:w="57" w:type="dxa"/>
-              <w:bottom w:w="28" w:type="dxa"/>
-              <w:right w:w="57" w:type="dxa"/>
-            </w:tcMar>
-            <w:vAlign w:val="center"/>
-          </w:tcPr>
-          <w:p>
-            <w:pPr>
-              <w:pStyle w:val="38"/>
-            </w:pPr>
-            <w:r>
-              <w:rPr>
-                <w:rFonts w:hint="eastAsia"/>
-              </w:rPr>
-              <w:t>用户创建账号并登录平台</w:t>
-            </w:r>
-          </w:p>
-        </w:tc>
-        <w:tc>
-          <w:tcPr>
-            <w:tcW w:w="1281" w:type="dxa"/>
-            <w:tcMar>
-              <w:top w:w="28" w:type="dxa"/>
-              <w:left w:w="57" w:type="dxa"/>
-              <w:bottom w:w="28" w:type="dxa"/>
-              <w:right w:w="57" w:type="dxa"/>
-            </w:tcMar>
-            <w:vAlign w:val="center"/>
-          </w:tcPr>
-          <w:p>
-            <w:pPr>
-              <w:pStyle w:val="38"/>
-            </w:pPr>
-            <w:r>
-              <w:rPr>
-                <w:rFonts w:ascii="宋体" w:hAnsi="宋体" w:eastAsia="宋体" w:cs="宋体"/>
-                <w:sz w:val="24"/>
-                <w:szCs w:val="24"/>
-              </w:rPr>
-              <w:t>新就业群体用户</w:t>
-            </w:r>
-          </w:p>
-        </w:tc>
-      </w:tr>
-      <w:tr>
-        <w:tblPrEx>
-          <w:tblBorders>
-            <w:top w:val="single" w:color="auto" w:sz="12" w:space="0"/>
-            <w:left w:val="none" w:color="auto" w:sz="0" w:space="0"/>
-            <w:bottom w:val="single" w:color="auto" w:sz="12" w:space="0"/>
-            <w:right w:val="none" w:color="auto" w:sz="0" w:space="0"/>
-            <w:insideH w:val="none" w:color="auto" w:sz="0" w:space="0"/>
-            <w:insideV w:val="none" w:color="auto" w:sz="0" w:space="0"/>
-          </w:tblBorders>
-          <w:tblCellMar>
-            <w:top w:w="0" w:type="dxa"/>
-            <w:left w:w="85" w:type="dxa"/>
-            <w:bottom w:w="0" w:type="dxa"/>
-            <w:right w:w="85" w:type="dxa"/>
-          </w:tblCellMar>
-        </w:tblPrEx>
-        <w:trPr>
-          <w:jc w:val="center"/>
-        </w:trPr>
-        <w:tc>
-          <w:tcPr>
-            <w:tcW w:w="719" w:type="dxa"/>
-            <w:tcMar>
-              <w:top w:w="28" w:type="dxa"/>
-              <w:left w:w="57" w:type="dxa"/>
-              <w:bottom w:w="28" w:type="dxa"/>
-              <w:right w:w="57" w:type="dxa"/>
-            </w:tcMar>
-            <w:vAlign w:val="center"/>
-          </w:tcPr>
-          <w:p>
-            <w:pPr>
-              <w:pStyle w:val="38"/>
-            </w:pPr>
-            <w:r>
-              <w:t>2</w:t>
-            </w:r>
-          </w:p>
-        </w:tc>
-        <w:tc>
-          <w:tcPr>
-            <w:tcW w:w="2013" w:type="dxa"/>
-            <w:tcMar>
-              <w:top w:w="28" w:type="dxa"/>
-              <w:left w:w="57" w:type="dxa"/>
-              <w:bottom w:w="28" w:type="dxa"/>
-              <w:right w:w="57" w:type="dxa"/>
-            </w:tcMar>
-            <w:vAlign w:val="center"/>
-          </w:tcPr>
-          <w:p>
-            <w:pPr>
-              <w:pStyle w:val="38"/>
-            </w:pPr>
-            <w:r>
-              <w:rPr>
-                <w:rFonts w:hint="eastAsia"/>
-              </w:rPr>
-              <w:t>个人信息管理</w:t>
-            </w:r>
-          </w:p>
-        </w:tc>
-        <w:tc>
-          <w:tcPr>
-            <w:tcW w:w="4887" w:type="dxa"/>
-            <w:tcMar>
-              <w:top w:w="28" w:type="dxa"/>
-              <w:left w:w="57" w:type="dxa"/>
-              <w:bottom w:w="28" w:type="dxa"/>
-              <w:right w:w="57" w:type="dxa"/>
-            </w:tcMar>
-            <w:vAlign w:val="center"/>
-          </w:tcPr>
-          <w:p>
-            <w:pPr>
-              <w:pStyle w:val="38"/>
-            </w:pPr>
-            <w:r>
-              <w:rPr>
-                <w:rFonts w:hint="eastAsia"/>
-              </w:rPr>
-              <w:t>用户查看和修改个人基本信息</w:t>
-            </w:r>
-          </w:p>
-        </w:tc>
-        <w:tc>
-          <w:tcPr>
-            <w:tcW w:w="1281" w:type="dxa"/>
-            <w:tcMar>
-              <w:top w:w="28" w:type="dxa"/>
-              <w:left w:w="57" w:type="dxa"/>
-              <w:bottom w:w="28" w:type="dxa"/>
-              <w:right w:w="57" w:type="dxa"/>
-            </w:tcMar>
-            <w:vAlign w:val="center"/>
-          </w:tcPr>
-          <w:p>
-            <w:pPr>
-              <w:pStyle w:val="38"/>
-            </w:pPr>
-            <w:r>
-              <w:rPr>
-                <w:rFonts w:ascii="宋体" w:hAnsi="宋体" w:eastAsia="宋体" w:cs="宋体"/>
-                <w:sz w:val="24"/>
-                <w:szCs w:val="24"/>
-              </w:rPr>
-              <w:t>新就业群体用户</w:t>
-            </w:r>
-          </w:p>
-        </w:tc>
-      </w:tr>
-    </w:tbl>
-    <w:p>
-      <w:pPr>
-        <w:pStyle w:val="48"/>
-        <w:rPr>
-          <w:rFonts w:hint="eastAsia"/>
-        </w:rPr>
-      </w:pPr>
-      <w:r>
-        <w:t xml:space="preserve">表2-2 </w:t>
-      </w:r>
-      <w:r>
-        <w:rPr>
-          <w:rFonts w:hint="eastAsia"/>
-        </w:rPr>
-        <w:t>（续）</w:t>
-      </w:r>
-    </w:p>
-    <w:tbl>
-      <w:tblPr>
-        <w:tblStyle w:val="39"/>
-        <w:tblW w:w="8900" w:type="dxa"/>
-        <w:jc w:val="center"/>
-        <w:tblBorders>
-          <w:top w:val="single" w:color="auto" w:sz="12" w:space="0"/>
-          <w:left w:val="none" w:color="auto" w:sz="0" w:space="0"/>
-          <w:bottom w:val="single" w:color="auto" w:sz="12" w:space="0"/>
-          <w:right w:val="none" w:color="auto" w:sz="0" w:space="0"/>
-          <w:insideH w:val="none" w:color="auto" w:sz="0" w:space="0"/>
-          <w:insideV w:val="none" w:color="auto" w:sz="0" w:space="0"/>
-        </w:tblBorders>
-        <w:tblLayout w:type="fixed"/>
-        <w:tblCellMar>
-          <w:top w:w="0" w:type="dxa"/>
-          <w:left w:w="85" w:type="dxa"/>
-          <w:bottom w:w="0" w:type="dxa"/>
-          <w:right w:w="85" w:type="dxa"/>
-        </w:tblCellMar>
-      </w:tblPr>
-      <w:tblGrid>
-        <w:gridCol w:w="719"/>
-        <w:gridCol w:w="2013"/>
-        <w:gridCol w:w="4887"/>
-        <w:gridCol w:w="1281"/>
-      </w:tblGrid>
-      <w:tr>
-        <w:tblPrEx>
-          <w:tblBorders>
-            <w:top w:val="single" w:color="auto" w:sz="12" w:space="0"/>
-            <w:left w:val="none" w:color="auto" w:sz="0" w:space="0"/>
-            <w:bottom w:val="single" w:color="auto" w:sz="12" w:space="0"/>
-            <w:right w:val="none" w:color="auto" w:sz="0" w:space="0"/>
-            <w:insideH w:val="none" w:color="auto" w:sz="0" w:space="0"/>
-            <w:insideV w:val="none" w:color="auto" w:sz="0" w:space="0"/>
-          </w:tblBorders>
-          <w:tblCellMar>
-            <w:top w:w="0" w:type="dxa"/>
-            <w:left w:w="85" w:type="dxa"/>
-            <w:bottom w:w="0" w:type="dxa"/>
-            <w:right w:w="85" w:type="dxa"/>
-          </w:tblCellMar>
-        </w:tblPrEx>
-        <w:trPr>
-          <w:jc w:val="center"/>
-        </w:trPr>
-        <w:tc>
-          <w:tcPr>
-            <w:tcW w:w="719" w:type="dxa"/>
-            <w:tcBorders>
-              <w:top w:val="single" w:color="auto" w:sz="12" w:space="0"/>
-              <w:left w:val="nil"/>
-              <w:bottom w:val="single" w:color="auto" w:sz="4" w:space="0"/>
-              <w:right w:val="nil"/>
-              <w:insideH w:val="single" w:sz="4" w:space="0"/>
-              <w:insideV w:val="nil"/>
-              <w:tl2br w:val="nil"/>
-              <w:tr2bl w:val="nil"/>
-            </w:tcBorders>
-            <w:tcMar>
-              <w:top w:w="28" w:type="dxa"/>
-              <w:left w:w="57" w:type="dxa"/>
-              <w:bottom w:w="28" w:type="dxa"/>
-              <w:right w:w="57" w:type="dxa"/>
-            </w:tcMar>
-            <w:vAlign w:val="center"/>
-          </w:tcPr>
-          <w:p>
-            <w:pPr>
-              <w:pStyle w:val="38"/>
-              <w:kinsoku/>
-              <w:wordWrap/>
-              <w:overflowPunct/>
-              <w:spacing w:before="0" w:beforeLines="0" w:beforeAutospacing="0" w:after="0" w:afterLines="0" w:afterAutospacing="0"/>
-              <w:ind w:left="0" w:leftChars="0" w:right="0" w:rightChars="0"/>
               <w:outlineLvl w:val="9"/>
             </w:pPr>
             <w:r>
@@ -8890,13 +8548,10 @@
     </w:p>
     <w:p>
       <w:r>
-        <w:t>本节</w:t>
-      </w:r>
-      <w:r>
         <w:rPr>
           <w:rFonts w:hint="eastAsia"/>
         </w:rPr>
-        <w:t>根据系统功能需求，本节选取服务预约、预约记录查询、诉求提交与查询、诉求响应处理和活动报名五个核心用例进行详细描述。各用例从参与者、触发条件、前置条件、后置条件、基本流程和替代流程等方面展开，明确用户操作与系统响应之间的关系。其中，服务预约和预约记录查询构成驿站服务使用流程，诉求提交与查询、诉求响应处理构成诉求办理流程，活动报名用于支持公益活动参与。通过明确各用例的业务边界和异常情况，为后续模块设计与功能测试提供依据。</w:t>
+        <w:t>功能点较多，逐一展开没有必要，这里只挑五个核心用例详细描述：服务预约、预约记录查询、诉求提交与查询、诉求响应处理、活动报名。每个用例都按参与者、触发条件、前置条件、后置条件、基本流程和替代流程统一描述，以便把用户操作和系统响应一一对上。这五个用例覆盖了两条主要业务线：服务预约与预约记录查询构成驿站服务使用流程，诉求提交与查询、诉求响应处理构成诉求办理流程；活动报名则对应公益活动的参与环节。用例中写明的业务边界和异常情况，也是后面模块设计与测试用例设计的依据。</w:t>
       </w:r>
     </w:p>
     <w:p>
@@ -9117,7 +8772,6 @@
             <w:insideH w:val="none" w:color="auto" w:sz="0" w:space="0"/>
             <w:insideV w:val="none" w:color="auto" w:sz="0" w:space="0"/>
           </w:tblBorders>
-          <w:shd w:val="clear" w:color="auto" w:fill="auto"/>
           <w:tblCellMar>
             <w:top w:w="0" w:type="dxa"/>
             <w:left w:w="85" w:type="dxa"/>
@@ -9202,6 +8856,104 @@
                 <w:lang w:val="en-US" w:eastAsia="zh-CN" w:bidi="ar"/>
               </w:rPr>
               <w:t>服务预约</w:t>
+            </w:r>
+          </w:p>
+        </w:tc>
+      </w:tr>
+      <w:tr>
+        <w:tblPrEx>
+          <w:tblBorders>
+            <w:top w:val="single" w:color="000000" w:themeColor="text1" w:sz="12" w:space="0"/>
+            <w:left w:val="none" w:color="auto" w:sz="0" w:space="0"/>
+            <w:bottom w:val="single" w:color="auto" w:sz="4" w:space="0"/>
+            <w:right w:val="none" w:color="auto" w:sz="0" w:space="0"/>
+            <w:insideH w:val="none" w:color="auto" w:sz="0" w:space="0"/>
+            <w:insideV w:val="none" w:color="auto" w:sz="0" w:space="0"/>
+          </w:tblBorders>
+          <w:tblCellMar>
+            <w:top w:w="0" w:type="dxa"/>
+            <w:left w:w="85" w:type="dxa"/>
+            <w:bottom w:w="0" w:type="dxa"/>
+            <w:right w:w="85" w:type="dxa"/>
+          </w:tblCellMar>
+        </w:tblPrEx>
+        <w:trPr>
+          <w:trHeight w:val="0" w:hRule="atLeast"/>
+          <w:jc w:val="center"/>
+        </w:trPr>
+        <w:tc>
+          <w:tcPr>
+            <w:tcW w:w="0" w:type="auto"/>
+            <w:tcBorders>
+              <w:tl2br w:val="nil"/>
+              <w:tr2bl w:val="nil"/>
+            </w:tcBorders>
+            <w:shd w:val="clear" w:color="auto" w:fill="FFFFFF" w:themeFill="background1"/>
+            <w:vAlign w:val="center"/>
+          </w:tcPr>
+          <w:p>
+            <w:pPr>
+              <w:keepNext w:val="0"/>
+              <w:keepLines w:val="0"/>
+              <w:widowControl/>
+              <w:suppressLineNumbers w:val="0"/>
+              <w:jc w:val="center"/>
+              <w:rPr>
+                <w:b w:val="0"/>
+                <w:color w:val="000000"/>
+                <w:sz w:val="21"/>
+                <w:szCs w:val="21"/>
+              </w:rPr>
+            </w:pPr>
+            <w:r>
+              <w:rPr>
+                <w:rFonts w:ascii="宋体" w:hAnsi="宋体" w:eastAsia="宋体" w:cs="宋体"/>
+                <w:b w:val="0"/>
+                <w:color w:val="000000"/>
+                <w:kern w:val="0"/>
+                <w:sz w:val="21"/>
+                <w:szCs w:val="21"/>
+                <w:lang w:val="en-US" w:eastAsia="zh-CN" w:bidi="ar"/>
+              </w:rPr>
+              <w:t>主要业务参与者</w:t>
+            </w:r>
+          </w:p>
+        </w:tc>
+        <w:tc>
+          <w:tcPr>
+            <w:tcW w:w="6265" w:type="dxa"/>
+            <w:tcBorders>
+              <w:tl2br w:val="nil"/>
+              <w:tr2bl w:val="nil"/>
+            </w:tcBorders>
+            <w:shd w:val="clear" w:color="auto" w:fill="FFFFFF" w:themeFill="background1"/>
+            <w:vAlign w:val="center"/>
+          </w:tcPr>
+          <w:p>
+            <w:pPr>
+              <w:keepNext w:val="0"/>
+              <w:keepLines w:val="0"/>
+              <w:widowControl/>
+              <w:suppressLineNumbers w:val="0"/>
+              <w:jc w:val="center"/>
+              <w:rPr>
+                <w:b w:val="0"/>
+                <w:color w:val="000000"/>
+                <w:sz w:val="21"/>
+                <w:szCs w:val="21"/>
+              </w:rPr>
+            </w:pPr>
+            <w:r>
+              <w:rPr>
+                <w:rFonts w:ascii="宋体" w:hAnsi="宋体" w:eastAsia="宋体" w:cs="宋体"/>
+                <w:b w:val="0"/>
+                <w:color w:val="000000"/>
+                <w:kern w:val="0"/>
+                <w:sz w:val="21"/>
+                <w:szCs w:val="21"/>
+                <w:lang w:val="en-US" w:eastAsia="zh-CN" w:bidi="ar"/>
+              </w:rPr>
+              <w:t>新就业群体用户</w:t>
             </w:r>
           </w:p>
         </w:tc>
@@ -9262,7 +9014,7 @@
                 <w:szCs w:val="21"/>
                 <w:lang w:val="en-US" w:eastAsia="zh-CN" w:bidi="ar"/>
               </w:rPr>
-              <w:t>主要业务参与者</w:t>
+              <w:t>其他参与者</w:t>
             </w:r>
           </w:p>
         </w:tc>
@@ -9300,7 +9052,7 @@
                 <w:szCs w:val="21"/>
                 <w:lang w:val="en-US" w:eastAsia="zh-CN" w:bidi="ar"/>
               </w:rPr>
-              <w:t>新就业群体用户</w:t>
+              <w:t>驿站管理员</w:t>
             </w:r>
           </w:p>
         </w:tc>
@@ -9361,7 +9113,7 @@
                 <w:szCs w:val="21"/>
                 <w:lang w:val="en-US" w:eastAsia="zh-CN" w:bidi="ar"/>
               </w:rPr>
-              <w:t>其他参与者</w:t>
+              <w:t>描述</w:t>
             </w:r>
           </w:p>
         </w:tc>
@@ -9399,7 +9151,399 @@
                 <w:szCs w:val="21"/>
                 <w:lang w:val="en-US" w:eastAsia="zh-CN" w:bidi="ar"/>
               </w:rPr>
-              <w:t>驿站管理员</w:t>
+              <w:t>用户选择驿站及服务项目，填写预约日期和时间段，提交服务预约申请</w:t>
+            </w:r>
+          </w:p>
+        </w:tc>
+      </w:tr>
+      <w:tr>
+        <w:tblPrEx>
+          <w:tblBorders>
+            <w:top w:val="single" w:color="000000" w:themeColor="text1" w:sz="12" w:space="0"/>
+            <w:left w:val="none" w:color="auto" w:sz="0" w:space="0"/>
+            <w:bottom w:val="single" w:color="auto" w:sz="4" w:space="0"/>
+            <w:right w:val="none" w:color="auto" w:sz="0" w:space="0"/>
+            <w:insideH w:val="none" w:color="auto" w:sz="0" w:space="0"/>
+            <w:insideV w:val="none" w:color="auto" w:sz="0" w:space="0"/>
+          </w:tblBorders>
+          <w:tblCellMar>
+            <w:top w:w="0" w:type="dxa"/>
+            <w:left w:w="85" w:type="dxa"/>
+            <w:bottom w:w="0" w:type="dxa"/>
+            <w:right w:w="85" w:type="dxa"/>
+          </w:tblCellMar>
+        </w:tblPrEx>
+        <w:trPr>
+          <w:trHeight w:val="0" w:hRule="atLeast"/>
+          <w:jc w:val="center"/>
+        </w:trPr>
+        <w:tc>
+          <w:tcPr>
+            <w:tcW w:w="0" w:type="auto"/>
+            <w:tcBorders>
+              <w:tl2br w:val="nil"/>
+              <w:tr2bl w:val="nil"/>
+            </w:tcBorders>
+            <w:shd w:val="clear" w:color="auto" w:fill="FFFFFF" w:themeFill="background1"/>
+            <w:vAlign w:val="center"/>
+          </w:tcPr>
+          <w:p>
+            <w:pPr>
+              <w:keepNext w:val="0"/>
+              <w:keepLines w:val="0"/>
+              <w:widowControl/>
+              <w:suppressLineNumbers w:val="0"/>
+              <w:jc w:val="center"/>
+              <w:rPr>
+                <w:b w:val="0"/>
+                <w:color w:val="000000"/>
+                <w:sz w:val="21"/>
+                <w:szCs w:val="21"/>
+              </w:rPr>
+            </w:pPr>
+            <w:r>
+              <w:rPr>
+                <w:rFonts w:ascii="宋体" w:hAnsi="宋体" w:eastAsia="宋体" w:cs="宋体"/>
+                <w:b w:val="0"/>
+                <w:color w:val="000000"/>
+                <w:kern w:val="0"/>
+                <w:sz w:val="21"/>
+                <w:szCs w:val="21"/>
+                <w:lang w:val="en-US" w:eastAsia="zh-CN" w:bidi="ar"/>
+              </w:rPr>
+              <w:t>触发条件</w:t>
+            </w:r>
+          </w:p>
+        </w:tc>
+        <w:tc>
+          <w:tcPr>
+            <w:tcW w:w="6265" w:type="dxa"/>
+            <w:tcBorders>
+              <w:tl2br w:val="nil"/>
+              <w:tr2bl w:val="nil"/>
+            </w:tcBorders>
+            <w:shd w:val="clear" w:color="auto" w:fill="FFFFFF" w:themeFill="background1"/>
+            <w:vAlign w:val="center"/>
+          </w:tcPr>
+          <w:p>
+            <w:pPr>
+              <w:keepNext w:val="0"/>
+              <w:keepLines w:val="0"/>
+              <w:widowControl/>
+              <w:suppressLineNumbers w:val="0"/>
+              <w:jc w:val="center"/>
+              <w:rPr>
+                <w:b w:val="0"/>
+                <w:color w:val="000000"/>
+                <w:sz w:val="21"/>
+                <w:szCs w:val="21"/>
+              </w:rPr>
+            </w:pPr>
+            <w:r>
+              <w:rPr>
+                <w:rFonts w:ascii="宋体" w:hAnsi="宋体" w:eastAsia="宋体" w:cs="宋体"/>
+                <w:b w:val="0"/>
+                <w:color w:val="000000"/>
+                <w:kern w:val="0"/>
+                <w:sz w:val="21"/>
+                <w:szCs w:val="21"/>
+                <w:lang w:val="en-US" w:eastAsia="zh-CN" w:bidi="ar"/>
+              </w:rPr>
+              <w:t>用户在驿站详情或服务预约页面点击提交预约</w:t>
+            </w:r>
+          </w:p>
+        </w:tc>
+      </w:tr>
+      <w:tr>
+        <w:tblPrEx>
+          <w:tblBorders>
+            <w:top w:val="single" w:color="000000" w:themeColor="text1" w:sz="12" w:space="0"/>
+            <w:left w:val="none" w:color="auto" w:sz="0" w:space="0"/>
+            <w:bottom w:val="single" w:color="auto" w:sz="4" w:space="0"/>
+            <w:right w:val="none" w:color="auto" w:sz="0" w:space="0"/>
+            <w:insideH w:val="none" w:color="auto" w:sz="0" w:space="0"/>
+            <w:insideV w:val="none" w:color="auto" w:sz="0" w:space="0"/>
+          </w:tblBorders>
+          <w:tblCellMar>
+            <w:top w:w="0" w:type="dxa"/>
+            <w:left w:w="85" w:type="dxa"/>
+            <w:bottom w:w="0" w:type="dxa"/>
+            <w:right w:w="85" w:type="dxa"/>
+          </w:tblCellMar>
+        </w:tblPrEx>
+        <w:trPr>
+          <w:trHeight w:val="0" w:hRule="atLeast"/>
+          <w:jc w:val="center"/>
+        </w:trPr>
+        <w:tc>
+          <w:tcPr>
+            <w:tcW w:w="0" w:type="auto"/>
+            <w:tcBorders>
+              <w:tl2br w:val="nil"/>
+              <w:tr2bl w:val="nil"/>
+            </w:tcBorders>
+            <w:shd w:val="clear" w:color="auto" w:fill="FFFFFF" w:themeFill="background1"/>
+            <w:vAlign w:val="center"/>
+          </w:tcPr>
+          <w:p>
+            <w:pPr>
+              <w:keepNext w:val="0"/>
+              <w:keepLines w:val="0"/>
+              <w:widowControl/>
+              <w:suppressLineNumbers w:val="0"/>
+              <w:jc w:val="center"/>
+              <w:rPr>
+                <w:b w:val="0"/>
+                <w:color w:val="000000"/>
+                <w:sz w:val="21"/>
+                <w:szCs w:val="21"/>
+              </w:rPr>
+            </w:pPr>
+            <w:r>
+              <w:rPr>
+                <w:rFonts w:ascii="宋体" w:hAnsi="宋体" w:eastAsia="宋体" w:cs="宋体"/>
+                <w:b w:val="0"/>
+                <w:color w:val="000000"/>
+                <w:kern w:val="0"/>
+                <w:sz w:val="21"/>
+                <w:szCs w:val="21"/>
+                <w:lang w:val="en-US" w:eastAsia="zh-CN" w:bidi="ar"/>
+              </w:rPr>
+              <w:t>前置条件</w:t>
+            </w:r>
+          </w:p>
+        </w:tc>
+        <w:tc>
+          <w:tcPr>
+            <w:tcW w:w="6265" w:type="dxa"/>
+            <w:tcBorders>
+              <w:tl2br w:val="nil"/>
+              <w:tr2bl w:val="nil"/>
+            </w:tcBorders>
+            <w:shd w:val="clear" w:color="auto" w:fill="FFFFFF" w:themeFill="background1"/>
+            <w:vAlign w:val="center"/>
+          </w:tcPr>
+          <w:p>
+            <w:pPr>
+              <w:keepNext w:val="0"/>
+              <w:keepLines w:val="0"/>
+              <w:widowControl/>
+              <w:suppressLineNumbers w:val="0"/>
+              <w:jc w:val="center"/>
+              <w:rPr>
+                <w:b w:val="0"/>
+                <w:color w:val="000000"/>
+                <w:sz w:val="21"/>
+                <w:szCs w:val="21"/>
+              </w:rPr>
+            </w:pPr>
+            <w:r>
+              <w:rPr>
+                <w:rFonts w:ascii="宋体" w:hAnsi="宋体" w:eastAsia="宋体" w:cs="宋体"/>
+                <w:b w:val="0"/>
+                <w:color w:val="000000"/>
+                <w:kern w:val="0"/>
+                <w:sz w:val="21"/>
+                <w:szCs w:val="21"/>
+                <w:lang w:val="en-US" w:eastAsia="zh-CN" w:bidi="ar"/>
+              </w:rPr>
+              <w:t>用户已登录且账号状态正常；驿站及所选服务项目处于可用状态；所选项目属于该驿站并支持预约</w:t>
+            </w:r>
+          </w:p>
+        </w:tc>
+      </w:tr>
+      <w:tr>
+        <w:tblPrEx>
+          <w:tblBorders>
+            <w:top w:val="single" w:color="000000" w:themeColor="text1" w:sz="12" w:space="0"/>
+            <w:left w:val="none" w:color="auto" w:sz="0" w:space="0"/>
+            <w:bottom w:val="single" w:color="auto" w:sz="4" w:space="0"/>
+            <w:right w:val="none" w:color="auto" w:sz="0" w:space="0"/>
+            <w:insideH w:val="none" w:color="auto" w:sz="0" w:space="0"/>
+            <w:insideV w:val="none" w:color="auto" w:sz="0" w:space="0"/>
+          </w:tblBorders>
+          <w:tblCellMar>
+            <w:top w:w="0" w:type="dxa"/>
+            <w:left w:w="85" w:type="dxa"/>
+            <w:bottom w:w="0" w:type="dxa"/>
+            <w:right w:w="85" w:type="dxa"/>
+          </w:tblCellMar>
+        </w:tblPrEx>
+        <w:trPr>
+          <w:trHeight w:val="90" w:hRule="atLeast"/>
+          <w:jc w:val="center"/>
+        </w:trPr>
+        <w:tc>
+          <w:tcPr>
+            <w:tcW w:w="0" w:type="auto"/>
+            <w:tcBorders>
+              <w:tl2br w:val="nil"/>
+              <w:tr2bl w:val="nil"/>
+            </w:tcBorders>
+            <w:shd w:val="clear" w:color="auto" w:fill="FFFFFF" w:themeFill="background1"/>
+            <w:vAlign w:val="center"/>
+          </w:tcPr>
+          <w:p>
+            <w:pPr>
+              <w:keepNext w:val="0"/>
+              <w:keepLines w:val="0"/>
+              <w:widowControl/>
+              <w:suppressLineNumbers w:val="0"/>
+              <w:jc w:val="center"/>
+              <w:rPr>
+                <w:b w:val="0"/>
+                <w:color w:val="000000"/>
+                <w:sz w:val="21"/>
+                <w:szCs w:val="21"/>
+              </w:rPr>
+            </w:pPr>
+            <w:r>
+              <w:rPr>
+                <w:rFonts w:ascii="宋体" w:hAnsi="宋体" w:eastAsia="宋体" w:cs="宋体"/>
+                <w:b w:val="0"/>
+                <w:color w:val="000000"/>
+                <w:kern w:val="0"/>
+                <w:sz w:val="21"/>
+                <w:szCs w:val="21"/>
+                <w:lang w:val="en-US" w:eastAsia="zh-CN" w:bidi="ar"/>
+              </w:rPr>
+              <w:t>后置条件</w:t>
+            </w:r>
+          </w:p>
+        </w:tc>
+        <w:tc>
+          <w:tcPr>
+            <w:tcW w:w="6265" w:type="dxa"/>
+            <w:tcBorders>
+              <w:tl2br w:val="nil"/>
+              <w:tr2bl w:val="nil"/>
+            </w:tcBorders>
+            <w:shd w:val="clear" w:color="auto" w:fill="FFFFFF" w:themeFill="background1"/>
+            <w:vAlign w:val="center"/>
+          </w:tcPr>
+          <w:p>
+            <w:pPr>
+              <w:keepNext w:val="0"/>
+              <w:keepLines w:val="0"/>
+              <w:widowControl/>
+              <w:suppressLineNumbers w:val="0"/>
+              <w:jc w:val="center"/>
+              <w:rPr>
+                <w:b w:val="0"/>
+                <w:color w:val="000000"/>
+                <w:sz w:val="21"/>
+                <w:szCs w:val="21"/>
+              </w:rPr>
+            </w:pPr>
+            <w:r>
+              <w:rPr>
+                <w:rFonts w:ascii="宋体" w:hAnsi="宋体" w:eastAsia="宋体" w:cs="宋体"/>
+                <w:b w:val="0"/>
+                <w:color w:val="000000"/>
+                <w:kern w:val="0"/>
+                <w:sz w:val="21"/>
+                <w:szCs w:val="21"/>
+                <w:lang w:val="en-US" w:eastAsia="zh-CN" w:bidi="ar"/>
+              </w:rPr>
+              <w:t>系统生成与当前用户、驿站及服务项目关联的预约记录，初始状态为待审核</w:t>
+            </w:r>
+          </w:p>
+        </w:tc>
+      </w:tr>
+      <w:tr>
+        <w:tblPrEx>
+          <w:tblBorders>
+            <w:top w:val="single" w:color="000000" w:themeColor="text1" w:sz="12" w:space="0"/>
+            <w:left w:val="none" w:color="auto" w:sz="0" w:space="0"/>
+            <w:bottom w:val="single" w:color="auto" w:sz="4" w:space="0"/>
+            <w:right w:val="none" w:color="auto" w:sz="0" w:space="0"/>
+            <w:insideH w:val="none" w:color="auto" w:sz="0" w:space="0"/>
+            <w:insideV w:val="none" w:color="auto" w:sz="0" w:space="0"/>
+          </w:tblBorders>
+          <w:tblCellMar>
+            <w:top w:w="0" w:type="dxa"/>
+            <w:left w:w="85" w:type="dxa"/>
+            <w:bottom w:w="0" w:type="dxa"/>
+            <w:right w:w="85" w:type="dxa"/>
+          </w:tblCellMar>
+        </w:tblPrEx>
+        <w:trPr>
+          <w:trHeight w:val="0" w:hRule="atLeast"/>
+          <w:jc w:val="center"/>
+        </w:trPr>
+        <w:tc>
+          <w:tcPr>
+            <w:tcW w:w="0" w:type="auto"/>
+            <w:tcBorders>
+              <w:tl2br w:val="nil"/>
+              <w:tr2bl w:val="nil"/>
+            </w:tcBorders>
+            <w:shd w:val="clear" w:color="auto" w:fill="FFFFFF" w:themeFill="background1"/>
+            <w:vAlign w:val="center"/>
+          </w:tcPr>
+          <w:p>
+            <w:pPr>
+              <w:keepNext w:val="0"/>
+              <w:keepLines w:val="0"/>
+              <w:widowControl/>
+              <w:suppressLineNumbers w:val="0"/>
+              <w:jc w:val="center"/>
+              <w:rPr>
+                <w:b w:val="0"/>
+                <w:color w:val="000000"/>
+                <w:sz w:val="21"/>
+                <w:szCs w:val="21"/>
+              </w:rPr>
+            </w:pPr>
+            <w:r>
+              <w:rPr>
+                <w:rFonts w:ascii="宋体" w:hAnsi="宋体" w:eastAsia="宋体" w:cs="宋体"/>
+                <w:b w:val="0"/>
+                <w:color w:val="000000"/>
+                <w:kern w:val="0"/>
+                <w:sz w:val="21"/>
+                <w:szCs w:val="21"/>
+                <w:lang w:val="en-US" w:eastAsia="zh-CN" w:bidi="ar"/>
+              </w:rPr>
+              <w:t>基本流程</w:t>
+            </w:r>
+          </w:p>
+        </w:tc>
+        <w:tc>
+          <w:tcPr>
+            <w:tcW w:w="6265" w:type="dxa"/>
+            <w:tcBorders>
+              <w:tl2br w:val="nil"/>
+              <w:tr2bl w:val="nil"/>
+            </w:tcBorders>
+            <w:shd w:val="clear" w:color="auto" w:fill="FFFFFF" w:themeFill="background1"/>
+            <w:vAlign w:val="center"/>
+          </w:tcPr>
+          <w:p>
+            <w:pPr>
+              <w:keepNext w:val="0"/>
+              <w:keepLines w:val="0"/>
+              <w:widowControl/>
+              <w:suppressLineNumbers w:val="0"/>
+              <w:jc w:val="center"/>
+              <w:rPr>
+                <w:b w:val="0"/>
+                <w:color w:val="000000"/>
+                <w:sz w:val="21"/>
+                <w:szCs w:val="21"/>
+              </w:rPr>
+            </w:pPr>
+            <w:r>
+              <w:rPr>
+                <w:rFonts w:ascii="宋体" w:hAnsi="宋体" w:eastAsia="宋体" w:cs="宋体"/>
+                <w:b w:val="0"/>
+                <w:color w:val="000000"/>
+                <w:kern w:val="0"/>
+                <w:sz w:val="21"/>
+                <w:szCs w:val="21"/>
+                <w:lang w:val="en-US" w:eastAsia="zh-CN" w:bidi="ar"/>
+              </w:rPr>
+              <w:t>(1)用户选择目标驿站并查看可预约服务；(2)选择服务项目、预约日期和时间段；(3)确认预约信息并提交；(4)系统校验用户身份、服务状态和预约参数；(5)校验通过后保存预约记录；(6)系统提示提交成功，用户可查询后续审核结果</w:t>
             </w:r>
           </w:p>
         </w:tc>
@@ -9460,7 +9604,7 @@
                 <w:szCs w:val="21"/>
                 <w:lang w:val="en-US" w:eastAsia="zh-CN" w:bidi="ar"/>
               </w:rPr>
-              <w:t>描述</w:t>
+              <w:t>替代流程</w:t>
             </w:r>
           </w:p>
         </w:tc>
@@ -9498,7 +9642,7 @@
                 <w:szCs w:val="21"/>
                 <w:lang w:val="en-US" w:eastAsia="zh-CN" w:bidi="ar"/>
               </w:rPr>
-              <w:t>用户选择驿站及服务项目，填写预约日期和时间段，提交服务预约申请</w:t>
+              <w:t>用户未登录时提示登录；服务项目停用或不属于所选驿站时拒绝提交；预约日期、时间段缺失或不符合要求时提示修改；保存失败时提示重试</w:t>
             </w:r>
           </w:p>
         </w:tc>
@@ -9513,502 +9657,6 @@
             <w:insideH w:val="none" w:color="auto" w:sz="0" w:space="0"/>
             <w:insideV w:val="none" w:color="auto" w:sz="0" w:space="0"/>
           </w:tblBorders>
-          <w:shd w:val="clear" w:color="auto" w:fill="auto"/>
-          <w:tblCellMar>
-            <w:top w:w="0" w:type="dxa"/>
-            <w:left w:w="85" w:type="dxa"/>
-            <w:bottom w:w="0" w:type="dxa"/>
-            <w:right w:w="85" w:type="dxa"/>
-          </w:tblCellMar>
-        </w:tblPrEx>
-        <w:trPr>
-          <w:trHeight w:val="0" w:hRule="atLeast"/>
-          <w:jc w:val="center"/>
-        </w:trPr>
-        <w:tc>
-          <w:tcPr>
-            <w:tcW w:w="0" w:type="auto"/>
-            <w:tcBorders>
-              <w:tl2br w:val="nil"/>
-              <w:tr2bl w:val="nil"/>
-            </w:tcBorders>
-            <w:shd w:val="clear" w:color="auto" w:fill="FFFFFF" w:themeFill="background1"/>
-            <w:vAlign w:val="center"/>
-          </w:tcPr>
-          <w:p>
-            <w:pPr>
-              <w:keepNext w:val="0"/>
-              <w:keepLines w:val="0"/>
-              <w:widowControl/>
-              <w:suppressLineNumbers w:val="0"/>
-              <w:jc w:val="center"/>
-              <w:rPr>
-                <w:b w:val="0"/>
-                <w:color w:val="000000"/>
-                <w:sz w:val="21"/>
-                <w:szCs w:val="21"/>
-              </w:rPr>
-            </w:pPr>
-            <w:r>
-              <w:rPr>
-                <w:rFonts w:ascii="宋体" w:hAnsi="宋体" w:eastAsia="宋体" w:cs="宋体"/>
-                <w:b w:val="0"/>
-                <w:color w:val="000000"/>
-                <w:kern w:val="0"/>
-                <w:sz w:val="21"/>
-                <w:szCs w:val="21"/>
-                <w:lang w:val="en-US" w:eastAsia="zh-CN" w:bidi="ar"/>
-              </w:rPr>
-              <w:t>触发条件</w:t>
-            </w:r>
-          </w:p>
-        </w:tc>
-        <w:tc>
-          <w:tcPr>
-            <w:tcW w:w="6265" w:type="dxa"/>
-            <w:tcBorders>
-              <w:tl2br w:val="nil"/>
-              <w:tr2bl w:val="nil"/>
-            </w:tcBorders>
-            <w:shd w:val="clear" w:color="auto" w:fill="FFFFFF" w:themeFill="background1"/>
-            <w:vAlign w:val="center"/>
-          </w:tcPr>
-          <w:p>
-            <w:pPr>
-              <w:keepNext w:val="0"/>
-              <w:keepLines w:val="0"/>
-              <w:widowControl/>
-              <w:suppressLineNumbers w:val="0"/>
-              <w:jc w:val="center"/>
-              <w:rPr>
-                <w:b w:val="0"/>
-                <w:color w:val="000000"/>
-                <w:sz w:val="21"/>
-                <w:szCs w:val="21"/>
-              </w:rPr>
-            </w:pPr>
-            <w:r>
-              <w:rPr>
-                <w:rFonts w:ascii="宋体" w:hAnsi="宋体" w:eastAsia="宋体" w:cs="宋体"/>
-                <w:b w:val="0"/>
-                <w:color w:val="000000"/>
-                <w:kern w:val="0"/>
-                <w:sz w:val="21"/>
-                <w:szCs w:val="21"/>
-                <w:lang w:val="en-US" w:eastAsia="zh-CN" w:bidi="ar"/>
-              </w:rPr>
-              <w:t>用户在驿站详情或服务预约页面点击提交预约</w:t>
-            </w:r>
-          </w:p>
-        </w:tc>
-      </w:tr>
-      <w:tr>
-        <w:tblPrEx>
-          <w:tblBorders>
-            <w:top w:val="single" w:color="000000" w:themeColor="text1" w:sz="12" w:space="0"/>
-            <w:left w:val="none" w:color="auto" w:sz="0" w:space="0"/>
-            <w:bottom w:val="single" w:color="auto" w:sz="4" w:space="0"/>
-            <w:right w:val="none" w:color="auto" w:sz="0" w:space="0"/>
-            <w:insideH w:val="none" w:color="auto" w:sz="0" w:space="0"/>
-            <w:insideV w:val="none" w:color="auto" w:sz="0" w:space="0"/>
-          </w:tblBorders>
-          <w:shd w:val="clear" w:color="auto" w:fill="auto"/>
-          <w:tblCellMar>
-            <w:top w:w="0" w:type="dxa"/>
-            <w:left w:w="85" w:type="dxa"/>
-            <w:bottom w:w="0" w:type="dxa"/>
-            <w:right w:w="85" w:type="dxa"/>
-          </w:tblCellMar>
-        </w:tblPrEx>
-        <w:trPr>
-          <w:trHeight w:val="0" w:hRule="atLeast"/>
-          <w:jc w:val="center"/>
-        </w:trPr>
-        <w:tc>
-          <w:tcPr>
-            <w:tcW w:w="0" w:type="auto"/>
-            <w:tcBorders>
-              <w:tl2br w:val="nil"/>
-              <w:tr2bl w:val="nil"/>
-            </w:tcBorders>
-            <w:shd w:val="clear" w:color="auto" w:fill="FFFFFF" w:themeFill="background1"/>
-            <w:vAlign w:val="center"/>
-          </w:tcPr>
-          <w:p>
-            <w:pPr>
-              <w:keepNext w:val="0"/>
-              <w:keepLines w:val="0"/>
-              <w:widowControl/>
-              <w:suppressLineNumbers w:val="0"/>
-              <w:jc w:val="center"/>
-              <w:rPr>
-                <w:b w:val="0"/>
-                <w:color w:val="000000"/>
-                <w:sz w:val="21"/>
-                <w:szCs w:val="21"/>
-              </w:rPr>
-            </w:pPr>
-            <w:r>
-              <w:rPr>
-                <w:rFonts w:ascii="宋体" w:hAnsi="宋体" w:eastAsia="宋体" w:cs="宋体"/>
-                <w:b w:val="0"/>
-                <w:color w:val="000000"/>
-                <w:kern w:val="0"/>
-                <w:sz w:val="21"/>
-                <w:szCs w:val="21"/>
-                <w:lang w:val="en-US" w:eastAsia="zh-CN" w:bidi="ar"/>
-              </w:rPr>
-              <w:t>前置条件</w:t>
-            </w:r>
-          </w:p>
-        </w:tc>
-        <w:tc>
-          <w:tcPr>
-            <w:tcW w:w="6265" w:type="dxa"/>
-            <w:tcBorders>
-              <w:tl2br w:val="nil"/>
-              <w:tr2bl w:val="nil"/>
-            </w:tcBorders>
-            <w:shd w:val="clear" w:color="auto" w:fill="FFFFFF" w:themeFill="background1"/>
-            <w:vAlign w:val="center"/>
-          </w:tcPr>
-          <w:p>
-            <w:pPr>
-              <w:keepNext w:val="0"/>
-              <w:keepLines w:val="0"/>
-              <w:widowControl/>
-              <w:suppressLineNumbers w:val="0"/>
-              <w:jc w:val="center"/>
-              <w:rPr>
-                <w:b w:val="0"/>
-                <w:color w:val="000000"/>
-                <w:sz w:val="21"/>
-                <w:szCs w:val="21"/>
-              </w:rPr>
-            </w:pPr>
-            <w:r>
-              <w:rPr>
-                <w:rFonts w:ascii="宋体" w:hAnsi="宋体" w:eastAsia="宋体" w:cs="宋体"/>
-                <w:b w:val="0"/>
-                <w:color w:val="000000"/>
-                <w:kern w:val="0"/>
-                <w:sz w:val="21"/>
-                <w:szCs w:val="21"/>
-                <w:lang w:val="en-US" w:eastAsia="zh-CN" w:bidi="ar"/>
-              </w:rPr>
-              <w:t>用户已登录且账号状态正常；驿站及所选服务项目处于可用状态；所选项目属于该驿站并支持预约</w:t>
-            </w:r>
-          </w:p>
-        </w:tc>
-      </w:tr>
-      <w:tr>
-        <w:tblPrEx>
-          <w:tblBorders>
-            <w:top w:val="single" w:color="000000" w:themeColor="text1" w:sz="12" w:space="0"/>
-            <w:left w:val="none" w:color="auto" w:sz="0" w:space="0"/>
-            <w:bottom w:val="single" w:color="auto" w:sz="4" w:space="0"/>
-            <w:right w:val="none" w:color="auto" w:sz="0" w:space="0"/>
-            <w:insideH w:val="none" w:color="auto" w:sz="0" w:space="0"/>
-            <w:insideV w:val="none" w:color="auto" w:sz="0" w:space="0"/>
-          </w:tblBorders>
-          <w:shd w:val="clear" w:color="auto" w:fill="auto"/>
-          <w:tblCellMar>
-            <w:top w:w="0" w:type="dxa"/>
-            <w:left w:w="85" w:type="dxa"/>
-            <w:bottom w:w="0" w:type="dxa"/>
-            <w:right w:w="85" w:type="dxa"/>
-          </w:tblCellMar>
-        </w:tblPrEx>
-        <w:trPr>
-          <w:trHeight w:val="90" w:hRule="atLeast"/>
-          <w:jc w:val="center"/>
-        </w:trPr>
-        <w:tc>
-          <w:tcPr>
-            <w:tcW w:w="0" w:type="auto"/>
-            <w:tcBorders>
-              <w:tl2br w:val="nil"/>
-              <w:tr2bl w:val="nil"/>
-            </w:tcBorders>
-            <w:shd w:val="clear" w:color="auto" w:fill="FFFFFF" w:themeFill="background1"/>
-            <w:vAlign w:val="center"/>
-          </w:tcPr>
-          <w:p>
-            <w:pPr>
-              <w:keepNext w:val="0"/>
-              <w:keepLines w:val="0"/>
-              <w:widowControl/>
-              <w:suppressLineNumbers w:val="0"/>
-              <w:jc w:val="center"/>
-              <w:rPr>
-                <w:b w:val="0"/>
-                <w:color w:val="000000"/>
-                <w:sz w:val="21"/>
-                <w:szCs w:val="21"/>
-              </w:rPr>
-            </w:pPr>
-            <w:r>
-              <w:rPr>
-                <w:rFonts w:ascii="宋体" w:hAnsi="宋体" w:eastAsia="宋体" w:cs="宋体"/>
-                <w:b w:val="0"/>
-                <w:color w:val="000000"/>
-                <w:kern w:val="0"/>
-                <w:sz w:val="21"/>
-                <w:szCs w:val="21"/>
-                <w:lang w:val="en-US" w:eastAsia="zh-CN" w:bidi="ar"/>
-              </w:rPr>
-              <w:t>后置条件</w:t>
-            </w:r>
-          </w:p>
-        </w:tc>
-        <w:tc>
-          <w:tcPr>
-            <w:tcW w:w="6265" w:type="dxa"/>
-            <w:tcBorders>
-              <w:tl2br w:val="nil"/>
-              <w:tr2bl w:val="nil"/>
-            </w:tcBorders>
-            <w:shd w:val="clear" w:color="auto" w:fill="FFFFFF" w:themeFill="background1"/>
-            <w:vAlign w:val="center"/>
-          </w:tcPr>
-          <w:p>
-            <w:pPr>
-              <w:keepNext w:val="0"/>
-              <w:keepLines w:val="0"/>
-              <w:widowControl/>
-              <w:suppressLineNumbers w:val="0"/>
-              <w:jc w:val="center"/>
-              <w:rPr>
-                <w:b w:val="0"/>
-                <w:color w:val="000000"/>
-                <w:sz w:val="21"/>
-                <w:szCs w:val="21"/>
-              </w:rPr>
-            </w:pPr>
-            <w:r>
-              <w:rPr>
-                <w:rFonts w:ascii="宋体" w:hAnsi="宋体" w:eastAsia="宋体" w:cs="宋体"/>
-                <w:b w:val="0"/>
-                <w:color w:val="000000"/>
-                <w:kern w:val="0"/>
-                <w:sz w:val="21"/>
-                <w:szCs w:val="21"/>
-                <w:lang w:val="en-US" w:eastAsia="zh-CN" w:bidi="ar"/>
-              </w:rPr>
-              <w:t>系统生成与当前用户、驿站及服务项目关联的预约记录，初始状态为待审核</w:t>
-            </w:r>
-          </w:p>
-        </w:tc>
-      </w:tr>
-      <w:tr>
-        <w:tblPrEx>
-          <w:tblBorders>
-            <w:top w:val="single" w:color="000000" w:themeColor="text1" w:sz="12" w:space="0"/>
-            <w:left w:val="none" w:color="auto" w:sz="0" w:space="0"/>
-            <w:bottom w:val="single" w:color="auto" w:sz="4" w:space="0"/>
-            <w:right w:val="none" w:color="auto" w:sz="0" w:space="0"/>
-            <w:insideH w:val="none" w:color="auto" w:sz="0" w:space="0"/>
-            <w:insideV w:val="none" w:color="auto" w:sz="0" w:space="0"/>
-          </w:tblBorders>
-          <w:shd w:val="clear" w:color="auto" w:fill="auto"/>
-          <w:tblCellMar>
-            <w:top w:w="0" w:type="dxa"/>
-            <w:left w:w="85" w:type="dxa"/>
-            <w:bottom w:w="0" w:type="dxa"/>
-            <w:right w:w="85" w:type="dxa"/>
-          </w:tblCellMar>
-        </w:tblPrEx>
-        <w:trPr>
-          <w:trHeight w:val="0" w:hRule="atLeast"/>
-          <w:jc w:val="center"/>
-        </w:trPr>
-        <w:tc>
-          <w:tcPr>
-            <w:tcW w:w="0" w:type="auto"/>
-            <w:tcBorders>
-              <w:tl2br w:val="nil"/>
-              <w:tr2bl w:val="nil"/>
-            </w:tcBorders>
-            <w:shd w:val="clear" w:color="auto" w:fill="FFFFFF" w:themeFill="background1"/>
-            <w:vAlign w:val="center"/>
-          </w:tcPr>
-          <w:p>
-            <w:pPr>
-              <w:keepNext w:val="0"/>
-              <w:keepLines w:val="0"/>
-              <w:widowControl/>
-              <w:suppressLineNumbers w:val="0"/>
-              <w:jc w:val="center"/>
-              <w:rPr>
-                <w:b w:val="0"/>
-                <w:color w:val="000000"/>
-                <w:sz w:val="21"/>
-                <w:szCs w:val="21"/>
-              </w:rPr>
-            </w:pPr>
-            <w:r>
-              <w:rPr>
-                <w:rFonts w:ascii="宋体" w:hAnsi="宋体" w:eastAsia="宋体" w:cs="宋体"/>
-                <w:b w:val="0"/>
-                <w:color w:val="000000"/>
-                <w:kern w:val="0"/>
-                <w:sz w:val="21"/>
-                <w:szCs w:val="21"/>
-                <w:lang w:val="en-US" w:eastAsia="zh-CN" w:bidi="ar"/>
-              </w:rPr>
-              <w:t>基本流程</w:t>
-            </w:r>
-          </w:p>
-        </w:tc>
-        <w:tc>
-          <w:tcPr>
-            <w:tcW w:w="6265" w:type="dxa"/>
-            <w:tcBorders>
-              <w:tl2br w:val="nil"/>
-              <w:tr2bl w:val="nil"/>
-            </w:tcBorders>
-            <w:shd w:val="clear" w:color="auto" w:fill="FFFFFF" w:themeFill="background1"/>
-            <w:vAlign w:val="center"/>
-          </w:tcPr>
-          <w:p>
-            <w:pPr>
-              <w:keepNext w:val="0"/>
-              <w:keepLines w:val="0"/>
-              <w:widowControl/>
-              <w:suppressLineNumbers w:val="0"/>
-              <w:jc w:val="center"/>
-              <w:rPr>
-                <w:b w:val="0"/>
-                <w:color w:val="000000"/>
-                <w:sz w:val="21"/>
-                <w:szCs w:val="21"/>
-              </w:rPr>
-            </w:pPr>
-            <w:r>
-              <w:rPr>
-                <w:rFonts w:ascii="宋体" w:hAnsi="宋体" w:eastAsia="宋体" w:cs="宋体"/>
-                <w:b w:val="0"/>
-                <w:color w:val="000000"/>
-                <w:kern w:val="0"/>
-                <w:sz w:val="21"/>
-                <w:szCs w:val="21"/>
-                <w:lang w:val="en-US" w:eastAsia="zh-CN" w:bidi="ar"/>
-              </w:rPr>
-              <w:t>(1)用户选择目标驿站并查看可预约服务；(2)选择服务项目、预约日期和时间段；(3)确认预约信息并提交；(4)系统校验用户身份、服务状态和预约参数；(5)校验通过后保存预约记录；(6)系统提示提交成功，用户可查询后续审核结果</w:t>
-            </w:r>
-          </w:p>
-        </w:tc>
-      </w:tr>
-      <w:tr>
-        <w:tblPrEx>
-          <w:tblBorders>
-            <w:top w:val="single" w:color="000000" w:themeColor="text1" w:sz="12" w:space="0"/>
-            <w:left w:val="none" w:color="auto" w:sz="0" w:space="0"/>
-            <w:bottom w:val="single" w:color="auto" w:sz="4" w:space="0"/>
-            <w:right w:val="none" w:color="auto" w:sz="0" w:space="0"/>
-            <w:insideH w:val="none" w:color="auto" w:sz="0" w:space="0"/>
-            <w:insideV w:val="none" w:color="auto" w:sz="0" w:space="0"/>
-          </w:tblBorders>
-          <w:shd w:val="clear" w:color="auto" w:fill="auto"/>
-          <w:tblCellMar>
-            <w:top w:w="0" w:type="dxa"/>
-            <w:left w:w="85" w:type="dxa"/>
-            <w:bottom w:w="0" w:type="dxa"/>
-            <w:right w:w="85" w:type="dxa"/>
-          </w:tblCellMar>
-        </w:tblPrEx>
-        <w:trPr>
-          <w:trHeight w:val="0" w:hRule="atLeast"/>
-          <w:jc w:val="center"/>
-        </w:trPr>
-        <w:tc>
-          <w:tcPr>
-            <w:tcW w:w="0" w:type="auto"/>
-            <w:tcBorders>
-              <w:tl2br w:val="nil"/>
-              <w:tr2bl w:val="nil"/>
-            </w:tcBorders>
-            <w:shd w:val="clear" w:color="auto" w:fill="FFFFFF" w:themeFill="background1"/>
-            <w:vAlign w:val="center"/>
-          </w:tcPr>
-          <w:p>
-            <w:pPr>
-              <w:keepNext w:val="0"/>
-              <w:keepLines w:val="0"/>
-              <w:widowControl/>
-              <w:suppressLineNumbers w:val="0"/>
-              <w:jc w:val="center"/>
-              <w:rPr>
-                <w:b w:val="0"/>
-                <w:color w:val="000000"/>
-                <w:sz w:val="21"/>
-                <w:szCs w:val="21"/>
-              </w:rPr>
-            </w:pPr>
-            <w:r>
-              <w:rPr>
-                <w:rFonts w:ascii="宋体" w:hAnsi="宋体" w:eastAsia="宋体" w:cs="宋体"/>
-                <w:b w:val="0"/>
-                <w:color w:val="000000"/>
-                <w:kern w:val="0"/>
-                <w:sz w:val="21"/>
-                <w:szCs w:val="21"/>
-                <w:lang w:val="en-US" w:eastAsia="zh-CN" w:bidi="ar"/>
-              </w:rPr>
-              <w:t>替代流程</w:t>
-            </w:r>
-          </w:p>
-        </w:tc>
-        <w:tc>
-          <w:tcPr>
-            <w:tcW w:w="6265" w:type="dxa"/>
-            <w:tcBorders>
-              <w:tl2br w:val="nil"/>
-              <w:tr2bl w:val="nil"/>
-            </w:tcBorders>
-            <w:shd w:val="clear" w:color="auto" w:fill="FFFFFF" w:themeFill="background1"/>
-            <w:vAlign w:val="center"/>
-          </w:tcPr>
-          <w:p>
-            <w:pPr>
-              <w:keepNext w:val="0"/>
-              <w:keepLines w:val="0"/>
-              <w:widowControl/>
-              <w:suppressLineNumbers w:val="0"/>
-              <w:jc w:val="center"/>
-              <w:rPr>
-                <w:b w:val="0"/>
-                <w:color w:val="000000"/>
-                <w:sz w:val="21"/>
-                <w:szCs w:val="21"/>
-              </w:rPr>
-            </w:pPr>
-            <w:r>
-              <w:rPr>
-                <w:rFonts w:ascii="宋体" w:hAnsi="宋体" w:eastAsia="宋体" w:cs="宋体"/>
-                <w:b w:val="0"/>
-                <w:color w:val="000000"/>
-                <w:kern w:val="0"/>
-                <w:sz w:val="21"/>
-                <w:szCs w:val="21"/>
-                <w:lang w:val="en-US" w:eastAsia="zh-CN" w:bidi="ar"/>
-              </w:rPr>
-              <w:t>用户未登录时提示登录；服务项目停用或不属于所选驿站时拒绝提交；预约日期、时间段缺失或不符合要求时提示修改；保存失败时提示重试</w:t>
-            </w:r>
-          </w:p>
-        </w:tc>
-      </w:tr>
-      <w:tr>
-        <w:tblPrEx>
-          <w:tblBorders>
-            <w:top w:val="single" w:color="000000" w:themeColor="text1" w:sz="12" w:space="0"/>
-            <w:left w:val="none" w:color="auto" w:sz="0" w:space="0"/>
-            <w:bottom w:val="single" w:color="auto" w:sz="4" w:space="0"/>
-            <w:right w:val="none" w:color="auto" w:sz="0" w:space="0"/>
-            <w:insideH w:val="none" w:color="auto" w:sz="0" w:space="0"/>
-            <w:insideV w:val="none" w:color="auto" w:sz="0" w:space="0"/>
-          </w:tblBorders>
-          <w:shd w:val="clear" w:color="auto" w:fill="auto"/>
           <w:tblCellMar>
             <w:top w:w="0" w:type="dxa"/>
             <w:left w:w="85" w:type="dxa"/>
@@ -11756,6 +11404,12 @@
             <w:insideH w:val="none" w:color="auto" w:sz="0" w:space="0"/>
             <w:insideV w:val="none" w:color="auto" w:sz="0" w:space="0"/>
           </w:tblBorders>
+          <w:tblCellMar>
+            <w:top w:w="0" w:type="dxa"/>
+            <w:left w:w="85" w:type="dxa"/>
+            <w:bottom w:w="0" w:type="dxa"/>
+            <w:right w:w="85" w:type="dxa"/>
+          </w:tblCellMar>
         </w:tblPrEx>
         <w:trPr>
           <w:jc w:val="center"/>
@@ -15123,7 +14777,7 @@
         <w:rPr>
           <w:rFonts w:hint="eastAsia"/>
         </w:rPr>
-        <w:t>除业务功能外，平台还应满足性能、安全性、可靠性、易用性和可维护性等要求。在性能方面，驿站查询、预约记录查询和诉求进度查询应及时返回结果，列表数据应支持分页，避免一次加载大量信息影响页面响应。在安全性方面，系统应对用户进行身份认证，并同时检查角色权限与数据访问范围，防止用户查看他人预约、诉求及个人资料；密码应采用安全散列方式存储，上传文件和表单参数应进行有效性校验。在可靠性方面，诉求状态更新与处理记录保存应保持一致，重复报名和非法状态变更应得到限制，操作失败时应提供明确提示。在易用性方面，页面应突出驿站查询、服务预约和诉求反馈等常用入口，清晰展示状态与错误信息。</w:t>
+        <w:t>除业务功能外，平台还应满足性能、安全性、可靠性、易用性和可维护性等要求。在性能方面，驿站查询、预约记录查询和诉求进度查询应及时返回结果，列表数据应支持分页，避免一次加载大量信息影响页面响应。在安全性方面，系统应对用户进行身份认证，并同时检查角色权限与数据访问范围，防止用户查看他人预约、诉求及个人资料；密码应采用安全散列方式存储，上传文件和表单参数应进行有效性校验。可靠性上有三点要求：诉求状态和处理记录必须同时更新，不允许出现状态已变而记录缺失的情况；重复报名和非法状态变更要被拦截；操作失败时给出明确原因，而不是笼统报错。易用性方面，驿站查询、服务预约和诉求反馈是使用频率最高的三个入口，需要在页面上处于显眼位置，业务状态和错误信息也要让用户一眼看懂。</w:t>
       </w:r>
     </w:p>
     <w:p>
@@ -15141,7 +14795,7 @@
         <w:rPr>
           <w:rFonts w:hint="eastAsia"/>
         </w:rPr>
-        <w:t>本章围绕新就业群体友好驿站服务与诉求响应平台开展需求分析，从技术、经济和操作三个方面论证了系统建设的可行性，明确了新就业群体用户、驿站管理员和平台管理员的职责及权限范围。在功能需求分析的基础上，建立系统用例模型，并对服务预约、预约记录查询、诉求提交与查询、诉求响应处理和活动报名五个核心用例进行了详细描述，说明了主要业务流程及异常处理要求。同时，从性能、安全性、可靠性、易用性和可维护性等方面提出非功能需求。上述分析确定了平台的功能边界与业务约束，为后续功能结构划分、数据库设计和模块实现提供依据。</w:t>
+        <w:t>本章完成了平台的需求分析。可行性从技术、经济和操作三个角度分别论证，结论是当前条件下可以实施。角色方面确定了新就业群体用户、驿站管理员和平台管理员三类参与者，各自的职责和权限范围已经划清。功能部分先梳理参与者与用例清单，再从中选出五个核心用例展开描述，交代了主要业务流程以及出现异常时系统应有的反应。这些结论是下一章总体设计的输入。同时，从性能、安全性、可靠性、易用性和可维护性等方面提出非功能需求。上述分析确定了平台的功能边界与业务约束，为后续功能结构划分、数据库设计和模块实现提供依据。</w:t>
       </w:r>
       <w:r>
         <w:br w:type="page"/>
@@ -15173,7 +14827,7 @@
         <w:rPr>
           <w:rFonts w:hint="eastAsia"/>
         </w:rPr>
-        <w:t>本章在需求分析的基础上，对新就业群体友好驿站服务与诉求响应平台进行总体设计。首先根据用户角色和业务流程划分功能模块，明确各模块的职责及相互关系；随后开展数据库概念设计，确定用户、驿站、预约、诉求和活动等数据对象之间的联系；最后完成数据库表结构设计，说明主要字段、数据类型和约束，为系统详细设计与实现提供数据基础。</w:t>
+        <w:t>本章给出平台的总体设计。先按角色和业务流程把系统切成若干功能模块，说明每个模块负责什么、彼此如何配合；然后做数据库概念设计，理清用户、驿站、预约、诉求和活动这些数据对象之间的对应关系；最后落到表结构，交代主要字段、数据类型和约束条件。第4章的详细设计与编码实现，都以本章确定的模块划分和表结构为基础。</w:t>
       </w:r>
     </w:p>
     <w:p>
@@ -15191,7 +14845,7 @@
         <w:rPr>
           <w:rFonts w:hint="eastAsia"/>
         </w:rPr>
-        <w:t>平台采用前后端分离架构，前端通过Vue构建用户端和管理端页面，后端通过SpringBoot提供业务接口，MySQL用于存储平台业务数据。前端负责信息展示、用户输入与交互反馈，后端负责身份校验、业务处理和数据访问，各部分通过接口进行协作。根据需求分析结果，系统划分为用户认证与个人中心、友好驿站管理、驿站服务预约、诉求反馈与响应、政策资讯与通知公告、活动报名与服务评价、后台统计分析七个功能模块。各模块以用户身份为基础，通过驿站、服务项目、预约、诉求和活动等数据建立联系。</w:t>
+        <w:t>平台整体上分成三块。前端用Vue编写用户端和管理端页面，负责信息展示、输入收集和交互反馈；后端用SpringBoot提供接口，负责身份校验、业务处理和数据访问；业务数据存放在MySQL中。三块之间只通过接口通信，界面上不出现任何直接访问数据库的代码。按需求分析的结果，系统划分为用户认证与个人中心、友好驿站管理、驿站服务预约、诉求反馈与响应、政策资讯与通知公告、活动报名与服务评价、后台统计分析七个功能模块。各模块以用户身份为基础，通过驿站、服务项目、预约、诉求和活动等数据建立联系。</w:t>
       </w:r>
       <w:r>
         <w:t>系统功能结构图如图3-1所示。</w:t>
@@ -15284,7 +14938,7 @@
         <w:rPr>
           <w:rFonts w:hint="eastAsia"/>
         </w:rPr>
-        <w:t>数据库设计围绕平台的身份管理、驿站服务和诉求办理等业务展开。系统采用MySQL存储结构化数据，使用InnoDB存储引擎和utf8mb4字符集，以支持事务处理及中文信息存储。设计时将基础信息、业务记录和过程记录分别组织，减少相同信息的重复保存。例如，驿站基础信息与服务项目分表管理，诉求当前状态与历史处理记录分表保存。</w:t>
+        <w:t>数据库设计紧贴三条业务线：身份管理、驿站服务和诉求办理。存储使用MySQL，引擎选InnoDB是为了支持事务，字符集用utf8mb4以完整保存中文和特殊符号。表的组织遵循一条原则——基础信息、业务记录和过程记录分开存放。驿站资料和它的服务项目分别建表；诉求的当前状态只保存在主表上，历次处理记录单独存放，这样既避免同一信息重复保存，也便于按时间回溯办理过程。</w:t>
       </w:r>
     </w:p>
     <w:p>
@@ -15292,7 +14946,7 @@
         <w:rPr>
           <w:rFonts w:hint="eastAsia"/>
         </w:rPr>
-        <w:t>数据库通过主键标识各条记录，通过关联字段建立业务联系，并针对用户名、手机号、用户角色关系和活动报名关系设置必要的唯一约束。对于预约状态变更、诉求办理等操作，应结合业务校验与事务处理维护数据一致性。数据库设计包括概念设计和表结构设计两个部分。</w:t>
+        <w:t>每条记录由主键唯一标识，表与表之间通过关联字段建立联系。用户名、手机号、用户与角色的对应关系以及用户与活动的报名关系都加了唯一约束，从数据层面挡住重复数据。预约状态变更和诉求办理这类会同时改动多张表的操作，先做业务校验，再放进事务执行。下面按概念设计和表结构设计两部分展开。</w:t>
       </w:r>
     </w:p>
     <w:p>
@@ -21245,14 +20899,6 @@
       </w:tr>
       <w:tr>
         <w:tblPrEx>
-          <w:tblBorders>
-            <w:top w:val="single" w:color="auto" w:sz="12" w:space="0"/>
-            <w:left w:val="none" w:color="auto" w:sz="0" w:space="0"/>
-            <w:bottom w:val="single" w:color="auto" w:sz="12" w:space="0"/>
-            <w:right w:val="none" w:color="auto" w:sz="0" w:space="0"/>
-            <w:insideH w:val="none" w:color="auto" w:sz="0" w:space="0"/>
-            <w:insideV w:val="none" w:color="auto" w:sz="0" w:space="0"/>
-          </w:tblBorders>
           <w:tblCellMar>
             <w:top w:w="0" w:type="dxa"/>
             <w:left w:w="85" w:type="dxa"/>
@@ -21383,14 +21029,6 @@
       </w:tr>
       <w:tr>
         <w:tblPrEx>
-          <w:tblBorders>
-            <w:top w:val="single" w:color="auto" w:sz="12" w:space="0"/>
-            <w:left w:val="none" w:color="auto" w:sz="0" w:space="0"/>
-            <w:bottom w:val="single" w:color="auto" w:sz="12" w:space="0"/>
-            <w:right w:val="none" w:color="auto" w:sz="0" w:space="0"/>
-            <w:insideH w:val="none" w:color="auto" w:sz="0" w:space="0"/>
-            <w:insideV w:val="none" w:color="auto" w:sz="0" w:space="0"/>
-          </w:tblBorders>
           <w:tblCellMar>
             <w:top w:w="0" w:type="dxa"/>
             <w:left w:w="85" w:type="dxa"/>
@@ -25029,6 +24667,14 @@
       </w:tr>
       <w:tr>
         <w:tblPrEx>
+          <w:tblBorders>
+            <w:top w:val="single" w:color="auto" w:sz="12" w:space="0"/>
+            <w:left w:val="none" w:color="auto" w:sz="0" w:space="0"/>
+            <w:bottom w:val="single" w:color="auto" w:sz="12" w:space="0"/>
+            <w:right w:val="none" w:color="auto" w:sz="0" w:space="0"/>
+            <w:insideH w:val="none" w:color="auto" w:sz="0" w:space="0"/>
+            <w:insideV w:val="none" w:color="auto" w:sz="0" w:space="0"/>
+          </w:tblBorders>
           <w:tblCellMar>
             <w:top w:w="0" w:type="dxa"/>
             <w:left w:w="85" w:type="dxa"/>
@@ -26312,6 +25958,14 @@
       </w:tr>
       <w:tr>
         <w:tblPrEx>
+          <w:tblBorders>
+            <w:top w:val="single" w:color="auto" w:sz="12" w:space="0"/>
+            <w:left w:val="none" w:color="auto" w:sz="0" w:space="0"/>
+            <w:bottom w:val="single" w:color="auto" w:sz="12" w:space="0"/>
+            <w:right w:val="none" w:color="auto" w:sz="0" w:space="0"/>
+            <w:insideH w:val="none" w:color="auto" w:sz="0" w:space="0"/>
+            <w:insideV w:val="none" w:color="auto" w:sz="0" w:space="0"/>
+          </w:tblBorders>
           <w:tblCellMar>
             <w:top w:w="0" w:type="dxa"/>
             <w:left w:w="85" w:type="dxa"/>
@@ -26580,6 +26234,14 @@
       </w:tr>
       <w:tr>
         <w:tblPrEx>
+          <w:tblBorders>
+            <w:top w:val="single" w:color="auto" w:sz="12" w:space="0"/>
+            <w:left w:val="none" w:color="auto" w:sz="0" w:space="0"/>
+            <w:bottom w:val="single" w:color="auto" w:sz="12" w:space="0"/>
+            <w:right w:val="none" w:color="auto" w:sz="0" w:space="0"/>
+            <w:insideH w:val="none" w:color="auto" w:sz="0" w:space="0"/>
+            <w:insideV w:val="none" w:color="auto" w:sz="0" w:space="0"/>
+          </w:tblBorders>
           <w:tblCellMar>
             <w:top w:w="0" w:type="dxa"/>
             <w:left w:w="85" w:type="dxa"/>
@@ -33490,17 +33152,13 @@
     </w:p>
     <w:p>
       <w:r>
-        <w:t>登录界面采用简洁的卡片式布局，居中展示平台名称、账号和密码输入框、登录按钮以及演示账号提示，并根据服务端返回结果区分为密码错误、凭证失效和服务不可用等不同提示信息。个人中心页面以表单方式展示用户基本资料，职业类型和所属区域以下拉列表形式选择，保存后</w:t>
-      </w:r>
-      <w:r>
         <w:rPr>
           <w:rFonts w:hint="eastAsia"/>
-          <w:lang w:val="en-US" w:eastAsia="zh-CN"/>
-        </w:rPr>
-        <w:t xml:space="preserve">   </w:t>
-      </w:r>
-      <w:r>
-        <w:t>调用用户信息接口更新数据并在页面顶部提示修改结果。前端路由守卫在进入受保护页面之前检查本地是否存在有效令牌，并根据角色标记限制管理端页面的访问。用户认证与个人中心模块实现界面如图4-3所示。</w:t>
+        </w:rPr>
+        <w:t>登录页做成居中的卡片，从上到下依次是平台名称、账号框、密码框和登录按钮，下方留出演示账号提示。服务端返回的错误被分成三类分别提示：密码错误、凭证失效、服务不可用，用户看到的信息更具体。个人中心用表单展示基本资料，职业类型和所属区域做成下拉选择，保存后调用用户信息接口更新数据，页面顶部给出修改结果。前端路由守卫在进入受保护页面前检查本地是否存有有效令牌，管理端页面还要求角色标记匹配，否则退回登录页。</w:t>
+      </w:r>
+      <w:r>
+        <w:t>用户认证与个人中心模块实现界面如图4-3所示。</w:t>
       </w:r>
     </w:p>
     <w:p>
@@ -33748,7 +33406,13 @@
     </w:p>
     <w:p>
       <w:r>
-        <w:t>服务预约模块通过状态字段驱动整个业务流程和界面展示。预约状态包括待审核、已确认、已完成和已取消四种取值，其中待审核表示用户已提交申请但尚未处理，已确认表示管理员已通过审核并预留服务资源，已完成表示用户到站并接受了服务，已取消表示用户在到站前撤销了申请。每次状态变更都在服务端校验当前状态是否允许该操作，例如已取消的预约不能被再次审核，已完成的预约不能被取消。用户端只能查询本人的预约记录，管理端只能查询权限范围内的预约记录，查询条件由服务端根据登录身份自动附加，不依赖前端传入的用户标识。驿站服务预约模块时序图如图4-7所示。</w:t>
+        <w:rPr>
+          <w:rFonts w:hint="eastAsia"/>
+        </w:rPr>
+        <w:t>服务预约模块以状态字段为主线，业务流程和界面展示都跟着它走。预约共有四种状态：用户提交申请后进入待审核；管理员审核通过转为已确认，同时为该时段预留服务资源；用户到站接受服务后由管理员标记为已完成；用户在到站前可以撤销，状态变为已取消。状态之间不能任意跳转，每次变更都要在服务端判断当前状态是否允许该操作——已取消的预约不能再被审核，已完成的预约也不能再取消。</w:t>
+      </w:r>
+      <w:r>
+        <w:t>用户端只能查询本人的预约记录，管理端只能查询权限范围内的预约记录，查询条件由服务端根据登录身份自动附加，不依赖前端传入的用户标识。驿站服务预约模块时序图如图4-7所示。</w:t>
       </w:r>
     </w:p>
     <w:p>
@@ -34111,7 +33775,13 @@
     </w:p>
     <w:p>
       <w:r>
-        <w:t>政策资讯与通知公告模块负责平台内容的发布、维护与展示。资讯内容保存在资讯表中，字段包括资讯标题、资讯分类、封面、资讯正文、浏览次数和发布状态，分类覆盖劳动保障、社会保险、职业培训和法律援助等主题；通知公告保存在公告表中，字段包括公告标题、公告正文、公告类型、推送范围和发布状态，公告类型区分平台公告、驿站公告和活动通知，推送范围决定公告面向全体用户还是指定区域。资讯和公告均以发布状态控制可见性，未发布的内容只对管理员可见，用户在详情页浏览时系统累加浏览次数，用于了解用户关注度较高的政策主题。</w:t>
+        <w:rPr>
+          <w:rFonts w:hint="eastAsia"/>
+        </w:rPr>
+        <w:t>政策资讯与通知公告模块管的是平台内容的发布、维护和展示。资讯和公告分成两张表存放。资讯表的字段有标题、分类、封面、正文、浏览次数和发布状态，分类覆盖劳动保障、社会保险、职业培训和法律援助等主题。公告表的字段有标题、正文、类型、推送范围和发布状态，类型用来区分平台公告、驿站公告和活动通知，推送范围则决定这条公告面向全体用户还是只发给指定区域。</w:t>
+      </w:r>
+      <w:r>
+        <w:t>资讯和公告均以发布状态控制可见性，未发布的内容只对管理员可见，用户在详情页浏览时系统累加浏览次数，用于了解用户关注度较高的政策主题。</w:t>
       </w:r>
     </w:p>
     <w:p>
@@ -34266,7 +33936,10 @@
     </w:p>
     <w:p>
       <w:r>
-        <w:t>政策资讯界面采用列表与分类标签相结合的形式，顶部提供全部、政策、通知和动态四个分类入口，列表项显示分类标签、资讯标题和发布日期，便于用户快速定位所需内容；详情页展示资讯正文和发布时间，并在页面顶部提供返回入口。管理端的资讯与公告管理页面以表格形式展示内容记录，字段包括标题、分类、发布状态和发布时间，并提供新增、编辑、发布和下架操作，操作完成后表格数据即时刷新。政策资讯与通知公告模块实现界面如图4-15所示。</w:t>
+        <w:rPr>
+          <w:rFonts w:hint="eastAsia"/>
+        </w:rPr>
+        <w:t>政策资讯界面由分类标签和列表两部分组成，顶部排着全部、政策、通知、动态四个入口，列表项显示分类标签、标题和发布日期，用户想找哪一类内容直接点标签即可。点进详情页可以看到正文和发布时间，页面顶部留了返回入口。管理端的资讯与公告管理页面用表格列出内容记录，包含标题、分类、发布状态和发布时间四列，每行可以新增、编辑、发布或下架，操作完成后表格立即刷新。实现界面如图4-15所示。</w:t>
       </w:r>
     </w:p>
     <w:p>
@@ -34295,7 +33968,13 @@
     </w:p>
     <w:p>
       <w:r>
-        <w:t>活动报名与服务评价模块负责公益活动的发布、报名以及服务质量的反馈。活动信息保存在活动表中，字段包括活动标题、所属驿站、活动时间、活动地点、报名人数上限、活动内容和活动状态；报名关系保存在活动报名表中，字段包括所属活动、报名用户、联系手机号和报名状态，活动与用户之间构成多对多关系。为防止重复报名，系统在数据库层面对活动标识和用户标识建立唯一约束，并在业务层先查询是否已存在报名记录，存在时直接拒绝并给出提示。用户对驿站的评价保存在驿站评价表中，包含综合评分以及服务态度、环境卫生和设施完善度三项分项评分和评价内容。</w:t>
+        <w:t>活动报名与服务评价模块负责公益活动的发布、报名以及服务质量的反馈。活动信息保存在活动表中，字段包括活动标题、所属驿站、活动时间、活动地点、报名人数上限、活动内容和活动状态；报名关系保存在活动报名表中，字段包括所属活动、报名用户、联系手机号和报名状态，活动与用户之间构成多对多关系。</w:t>
+      </w:r>
+      <w:r>
+        <w:rPr>
+          <w:rFonts w:hint="eastAsia"/>
+        </w:rPr>
+        <w:t>重复报名做了两层拦截。数据库把活动标识和用户标识组成唯一约束，业务层在写入前先查一次是否已有报名记录，查到就直接拒绝并提示用户，这样即使前端按钮被绕过也不会产生重复数据。驿站评价单独存放在评价表中，记录一个综合评分，以及服务态度、环境卫生和设施完善度三项分项评分和评价正文。</w:t>
       </w:r>
     </w:p>
     <w:p>
@@ -34481,7 +34160,13 @@
     </w:p>
     <w:p>
       <w:r>
-        <w:t>后台统计分析模块对平台业务数据进行汇总，为驿站服务优化和诉求办理改进提供依据。统计范围包括驿站总数、服务人次、诉求总量与办结率、活动场次以及驿站服务使用排行等指标。为减少对业务表的重复扫描，统计查询采用聚合方式按区域、状态和时间区间分组，其中诉求数据按所属区域和诉求状态建立索引，预约数据按预约日期建立索引，从而提高按月汇总和按区域统计的查询效率。统计结果按角色限定数据范围，驿站管理员只统计其负责驿站的数据，平台管理员可以查看全平台数据。为避免统计结果被误解为业务结论，前端在指标卡片上标注数据状态和统计口径。</w:t>
+        <w:rPr>
+          <w:rFonts w:hint="eastAsia"/>
+        </w:rPr>
+        <w:t>后台统计分析模块把平台业务数据汇总起来，供驿站服务优化和诉求办理改进时参考。统计的指标包括驿站总数、服务人次、诉求总量、办结率、活动场次和驿站服务使用排行。这些数字如果每次都去扫全表，页面会明显变慢，因此统计查询改为聚合方式，直接按区域、状态和时间区间分组取数；同时给诉求表的所属区域和诉求状态、预约表的预约日期建了索引。按月汇总和按区域统计这两种最常用的查询因此快了不少。</w:t>
+      </w:r>
+      <w:r>
+        <w:t>统计结果按角色限定数据范围，驿站管理员只统计其负责驿站的数据，平台管理员可以查看全平台数据。为避免统计结果被误解为业务结论，前端在指标卡片上标注数据状态和统计口径。</w:t>
       </w:r>
     </w:p>
     <w:p>
@@ -34561,7 +34246,13 @@
     </w:p>
     <w:p>
       <w:r>
-        <w:t>统计查询流程从管理员进入数据统计页面开始。前端并行请求统计概览接口和驿站分页接口；后端根据当前登录用户的角色确定数据范围，对驿站、预约、诉求、活动和评价数据执行聚合查询，按服务类别分组统计使用人次，并计算办结率等派生指标；查询结果统一封装后返回前端。前端以指标卡片和排行榜的形式展示统计结果，其中服务排行按使用人次由高到低排列，便于管理员识别使用频率较高的驿站和服务类型。管理端首页工作台同步调用统计接口，展示驿站总数、服务人次、诉求总量、办结率和活动场次等概览指标。后台统计分析模块流程图如图4-20所示。</w:t>
+        <w:rPr>
+          <w:rFonts w:hint="eastAsia"/>
+        </w:rPr>
+        <w:t>统计查询从管理员打开数据统计页面开始。前端同时发出两个请求，一个取统计概览，一个取驿站分页数据，页面不必等前一个返回再发后一个。后端根据登录用户的角色确定数据范围，驿站管理员只能看到自己负责的驿站，平台管理员看到全平台，然后对驿站、预约、诉求、活动和评价数据做聚合查询，按服务类别分组统计使用人次，并算出办结率这类派生指标，统一封装后返回。前端用指标卡片显示汇总数字，用排行榜显示服务使用情况，排行按人次从高到低排列，使用频率高的驿站和服务类型排在前面。</w:t>
+      </w:r>
+      <w:r>
+        <w:t>管理端首页工作台同步调用统计接口，展示驿站总数、服务人次、诉求总量、办结率和活动场次等概览指标。后台统计分析模块流程图如图4-20所示。</w:t>
       </w:r>
     </w:p>
     <w:p>
@@ -34667,10 +34358,11 @@
     </w:p>
     <w:p>
       <w:r>
-        <w:t>本章完成了平台七个核心功能模块的详细设计与实现说明。用户认证与个人中心模块通过令牌认证和角色拦截实现了统一登录与分角色授权，并支持个人资料维护；友好驿站管理模块实现了驿站资料与服务项目的维护以及按区域、服务类型和关键词的组合查询；驿站服务预约模块通过状态字段实现了预约申请、审核处理和进度查询；诉求反馈与响应模块通过主表加过程记录的方式实现了提交、分派、办理、办结和评价的闭环；政策资讯与通知公告模块实现了内容的草稿、发布与下架管理以及分类浏览；活动报名与服务评价模块通过唯一约束和名额校验控制了报名过程并收集了服务反馈；后台统计分析模块按角色范围汇总了平台业务数据。各模块均通过前后端接口协作完成数据读写，使用了第3章设计的数据库表，实现了总体设计确定的业务功能，为第5章的系统测试提供了依据。</w:t>
-      </w:r>
-    </w:p>
-    <w:p>
+        <w:rPr>
+          <w:rFonts w:hint="eastAsia"/>
+        </w:rPr>
+        <w:t>本章完成了七个核心功能模块的详细设计与实现说明。用户认证与个人中心依靠令牌认证和角色拦截实现统一登录与分角色授权，并提供个人资料维护；友好驿站管理负责驿站资料与服务项目的维护，支持按区域、服务类型和关键词组合查询；驿站服务预约用状态字段串起申请、审核和进度查询；诉求反馈与响应采用主表加过程记录的结构，把提交、分派、办理、办结和评价连成闭环；政策资讯与通知公告管理内容的草稿、发布和下架，并按分类展示；活动报名与服务评价通过唯一约束和名额校验控制报名，同时收集服务反馈；后台统计分析按角色范围汇总业务数据。各模块都通过前后端接口协作完成数据读写，使用第3章设计的数据库表，对应总体设计确定的业务功能，第5章将据此逐项测试。</w:t>
+      </w:r>
       <w:r>
         <w:br w:type="page"/>
       </w:r>
@@ -34694,7 +34386,10 @@
     <w:p>
       <w:bookmarkStart w:id="55" w:name="_Toc17308"/>
       <w:r>
-        <w:t>本章对平台进行系统测试，验证系统功能是否符合需求分析和总体设计的要求。首先制定测试规划，明确测试目标、测试范围、测试环境、测试方法和通过准则；随后按照第4章的七个核心模块逐一开展功能测试，针对每个模块设计测试用例，覆盖正常流程、边界条件和异常分支，并记录预期结果与实际结果；最后从性能、安全性、兼容性和易用性等方面开展非功能测试，分析系统在质量属性方面的表现，并对测试结果进行说明。</w:t>
+        <w:rPr>
+          <w:rFonts w:hint="eastAsia"/>
+        </w:rPr>
+        <w:t>本章对平台开展系统测试，目的是确认系统功能与需求分析、总体设计的要求是否一致。内容分三步：先做测试规划，确定目标、范围、环境、方法和通过准则；再按第4章的七个模块逐一执行功能测试，为每个模块设计用例，把正常流程、边界条件和异常分支都覆盖到，并逐条记录预期结果与实际结果；最后从性能、安全性、兼容性和易用性四个方面做非功能测试，说明系统在质量属性上的表现，并对结果作出解释。</w:t>
       </w:r>
     </w:p>
     <w:p>
@@ -34707,7 +34402,10 @@
     </w:p>
     <w:p>
       <w:r>
-        <w:t>本次测试以验证平台功能的正确性、完整性和运行稳定性为目标，重点确认三类角色在各自权限范围内的业务操作是否符合需求分析中的用例描述，以及预约状态流转、诉求闭环处理、重复报名拦截和越权访问拒绝等关键规则是否得到正确执行。测试范围覆盖第4章实现的用户认证与个人中心、友好驿站管理、驿站服务预约、诉求反馈与响应、政策资讯与通知公告、活动报名与服务评价、后台统计分析七个模块，同时包含登录认证、角色权限和数据范围控制等各模块共用的功能。</w:t>
+        <w:rPr>
+          <w:rFonts w:hint="eastAsia"/>
+        </w:rPr>
+        <w:t>测试要回答两个问题：三类角色在自己权限范围内的操作是否与用例描述一致，以及几条关键规则是否真的生效——预约状态能否按预期流转、诉求能否走完闭环、重复报名是否被拦住、越权访问是否被拒绝。测试范围覆盖第4章实现的七个模块，即用户认证与个人中心、友好驿站管理、驿站服务预约、诉求反馈与响应、政策资讯与通知公告、活动报名与服务评价、后台统计分析，另外还包括各模块共用的登录认证、角色权限和数据范围控制。</w:t>
       </w:r>
     </w:p>
     <w:p>
@@ -48308,22 +48006,32 @@
     </w:p>
     <w:p>
       <w:r>
-        <w:t>性能方面，对驿站分页查询、预约记录查询、诉求进度查询和统计概览等常用接口进行多次调用，记录响应时间并观察列表分页与条件筛选的执行情况。测试表明，在演示数据规模下各接口的响应时间处于可接受范围内，列表数据采用分页返回，没有出现一次加载全部数据导致的页面卡顿；同时确认统计查询采用聚合方式执行，预约日期、诉求状态和所属区域等字段建有索引，能够支持按月汇总和按区域统计。</w:t>
+        <w:t>性</w:t>
+      </w:r>
+      <w:r>
+        <w:rPr>
+          <w:rFonts w:hint="eastAsia"/>
+        </w:rPr>
+        <w:t>性能上选取驿站分页查询、预约记录查询、诉求进度查询和统计概览四个常用接口，反复调用并记录响应时间，同时观察分页和条件筛选的实际表现。在演示数据规模下，各接口的响应时间都在可接受范围内，列表按页返回，没有出现一次性加载全部数据造成的卡顿。统计查询确认走的是聚合方式，预约日期、诉求状态和所属区域等字段的索引也被正常使用，按月汇总和按区域统计可以支撑。</w:t>
+      </w:r>
+      <w:r>
+        <w:t>安全性方面，验证了登录认证与角色权限控制。未登录用户无法访问受保护的接口，普通用户请求管理接口时被拒绝，驿站管理员的数据范围被限制在其负责的驿站之内；密码以散列方式加密后存储，数据库中不存在明文密码；过期或被篡改的令牌被拒绝并要求重新登录。同时确认后端各接口均根据当前登录用户过滤数据，数据隔离不依赖前端隐藏记录来实现。</w:t>
       </w:r>
     </w:p>
     <w:p>
       <w:r>
-        <w:t>安全性方面，验证了登录认证与角色权限控制。未登录用户无法访问受保护的接口，普通用户请求管理接口时被拒绝，驿站管理员的数据范围被限制在其负责的驿站之内；密码以散列方式加密后存储，数据库中不存在明文密码；过期或被篡改的令牌被拒绝并要求重新登录。同时确认后端各接口均根据当前登录用户过滤数据，数据隔离不依赖前端隐藏记录来实现。</w:t>
+        <w:rPr>
+          <w:rFonts w:hint="eastAsia"/>
+        </w:rPr>
+        <w:t>兼容性测试在 Chrome、Edge 和 Firefox 上进行，三个浏览器都能正常访问和操作，页面布局没有错位，表单提交和列表分页也未出现异常。易用性方面，三类角色按照界面提示就能走完主要操作，驿站查询、服务预约和诉求反馈这些常用入口集中在首页工作台，业务状态用标签直接标出，出错时提示信息指出具体原因，完成一次常用操作所需的步骤不多。</w:t>
       </w:r>
     </w:p>
     <w:p>
       <w:r>
-        <w:t>兼容性方面，系统在Chrome、Edge和Firefox等主流浏览器中均能正常访问和操作，页面布局、表单交互和列表分页未出现明显异常。易用性方面，三类角色按照界面提示即可完成主要操作，驿站查询、服务预约和诉求反馈等常用功能入口集中在首页工作台，业务状态以标签形式明确展示，错误信息针对具体原因给出提示，常用操作步骤较少。</w:t>
-      </w:r>
-    </w:p>
-    <w:p>
-      <w:r>
-        <w:t>经测试，系统在非功能方面满足需求分析中提出的要求。需要说明的是，本次非功能测试在单机开发环境下进行，测试数据为符合业务场景的模拟数据，尚未在真实并发压力和生产部署条件下验证，因此相关结果不能作为系统实际承载能力的结论。</w:t>
+        <w:rPr>
+          <w:rFonts w:hint="eastAsia"/>
+        </w:rPr>
+        <w:t>综合来看，系统在非功能方面达到了需求分析提出的要求。这里需要如实说明：本轮非功能测试在单机开发环境下完成，使用的数据是符合业务场景的模拟数据，没有经过真实并发压力和生产部署的检验，因此上面的结果只能说明功能与质量属性符合设计预期，不能当作系统实际承载能力的结论。</w:t>
       </w:r>
     </w:p>
     <w:p>
@@ -48336,7 +48044,13 @@
     </w:p>
     <w:p>
       <w:r>
-        <w:t>本章完成了平台的系统测试。测试规划明确了测试目标、范围、测试环境、测试方法和通过准则；功能测试按照第4章的七个核心模块设计并执行了测试用例，覆盖注册登录、角色权限、驿站查询与维护、服务预约与审核、诉求提交与闭环处理、资讯公告发布、活动报名与服务评价以及后台统计分析等业务流程，并针对输入校验、重复提交、状态限制和越权访问等异常情况进行了验证，实际结果与预期结果一致。非功能测试从性能、安全性、兼容性和易用性四个方面对系统进行了评估，测试结果表明系统功能完整、运行稳定，权限控制有效，达到了需求分析和总体设计提出的目标。测试同时表明，系统尚未在真实并发压力和生产环境下验证，相关结论限于本次测试环境和数据范围。</w:t>
+        <w:rPr>
+          <w:rFonts w:hint="eastAsia"/>
+        </w:rPr>
+        <w:t>本章完成了平台的系统测试。测试规划部分确定了目标、范围、环境、方法和通过准则。功能测试按第4章的七个模块设计并执行用例，覆盖注册登录、角色权限、驿站查询与维护、服务预约与审核、诉求提交与闭环处理、资讯公告发布、活动报名与服务评价以及后台统计分析等业务流程，同时验证了输入校验、重复提交、状态限制和越权访问这几类异常情况，实际结果与预期结果一致。测试过程中暴露的问题已记录并修复，修复后重新执行了相关用例。</w:t>
+      </w:r>
+      <w:r>
+        <w:t>非功能测试从性能、安全性、兼容性和易用性四个方面对系统进行了评估，测试结果表明系统功能完整、运行稳定，权限控制有效，达到了需求分析和总体设计提出的目标。测试同时表明，系统尚未在真实并发压力和生产环境下验证，相关结论限于本次测试环境和数据范围。</w:t>
       </w:r>
     </w:p>
     <w:p/>
@@ -48376,10 +48090,19 @@
       </w:pPr>
       <w:r>
         <w:rPr>
-          <w:rFonts w:ascii="Times New Roman" w:hAnsi="Times New Roman" w:eastAsia="宋体"/>
+          <w:rFonts w:hint="eastAsia" w:ascii="Times New Roman" w:hAnsi="Times New Roman" w:eastAsia="宋体"/>
           <w:sz w:val="24"/>
         </w:rPr>
-        <w:t>本文面向新就业群体在友好驿站服务获取和诉求反馈中的实际需求，设计并实现了一个基于SpringBoot和Vue的驿站服务与诉求响应平台。论文完成了需求分析与系统设计，把系统划分为用户认证与个人中心、友好驿站管理、驿站服务预约、诉求反馈与响应、政策资讯与通知公告、活动报名与服务评价、后台统计分析七个模块，共设计十四张数据表。</w:t>
+        <w:t>针对新就业群体在驿站服务获取和诉求反馈中的实际需要，本文完成了一个基于SpringBoot和Vue的服务与诉求响应平台。论文从需求分析做到系统设计，把系统划分为用户认证与个人中心、友好驿站管理、驿站服务预约、诉求反馈与响应、政策资讯与通知公告、活动报名与服务评价、后台统计分析七</w:t>
+      </w:r>
+      <w:bookmarkStart w:id="65" w:name="_GoBack"/>
+      <w:bookmarkEnd w:id="65"/>
+      <w:r>
+        <w:rPr>
+          <w:rFonts w:hint="eastAsia" w:ascii="Times New Roman" w:hAnsi="Times New Roman" w:eastAsia="宋体"/>
+          <w:sz w:val="24"/>
+        </w:rPr>
+        <w:t>个模块，数据库共设计十四张数据表。</w:t>
       </w:r>
     </w:p>
     <w:p>
@@ -48981,16 +48704,7 @@
           <w:rFonts w:hint="eastAsia" w:ascii="Times New Roman" w:hAnsi="Times New Roman" w:eastAsia="宋体"/>
           <w:sz w:val="24"/>
         </w:rPr>
-        <w:t>徐新鹏, 袁文全. 新就业形态下灵活就</w:t>
-      </w:r>
-      <w:bookmarkStart w:id="65" w:name="_GoBack"/>
-      <w:bookmarkEnd w:id="65"/>
-      <w:r>
-        <w:rPr>
-          <w:rFonts w:hint="eastAsia" w:ascii="Times New Roman" w:hAnsi="Times New Roman" w:eastAsia="宋体"/>
-          <w:sz w:val="24"/>
-        </w:rPr>
-        <w:t>业群体劳动权益保障研究[J]. 中州学刊, 2023(1): 61-69.</w:t>
+        <w:t>徐新鹏, 袁文全. 新就业形态下灵活就业群体劳动权益保障研究[J]. 中州学刊, 2023(1): 61-69.</w:t>
       </w:r>
     </w:p>
     <w:p>
